--- a/DOCUMENTATION.docx
+++ b/DOCUMENTATION.docx
@@ -1459,6 +1459,7 @@
         <w:keepLines w:val="0"/>
         <w:widowControl/>
         <w:suppressLineNumbers w:val="0"/>
+        <w:spacing w:line="360" w:lineRule="auto"/>
         <w:rPr>
           <w:rFonts w:hint="default" w:ascii="Times New Roman" w:hAnsi="Times New Roman" w:cs="Times New Roman"/>
         </w:rPr>
@@ -1471,6 +1472,7 @@
         <w:keepLines w:val="0"/>
         <w:widowControl/>
         <w:suppressLineNumbers w:val="0"/>
+        <w:spacing w:line="360" w:lineRule="auto"/>
         <w:rPr>
           <w:rFonts w:hint="default" w:ascii="Times New Roman" w:hAnsi="Times New Roman" w:cs="Times New Roman"/>
         </w:rPr>
@@ -1483,6 +1485,7 @@
         <w:keepLines w:val="0"/>
         <w:widowControl/>
         <w:suppressLineNumbers w:val="0"/>
+        <w:spacing w:line="360" w:lineRule="auto"/>
         <w:rPr>
           <w:rFonts w:hint="default" w:ascii="Times New Roman" w:hAnsi="Times New Roman" w:cs="Times New Roman"/>
         </w:rPr>
@@ -1501,7 +1504,7 @@
         <w:keepLines w:val="0"/>
         <w:widowControl/>
         <w:suppressLineNumbers w:val="0"/>
-        <w:spacing w:before="0" w:beforeAutospacing="1" w:after="0" w:afterAutospacing="1"/>
+        <w:spacing w:before="0" w:beforeAutospacing="1" w:after="0" w:afterAutospacing="1" w:line="360" w:lineRule="auto"/>
         <w:ind w:left="0" w:right="0"/>
         <w:rPr>
           <w:rFonts w:hint="default" w:ascii="Times New Roman" w:hAnsi="Times New Roman" w:cs="Times New Roman"/>
@@ -1528,7 +1531,7 @@
         <w:keepLines w:val="0"/>
         <w:widowControl/>
         <w:suppressLineNumbers w:val="0"/>
-        <w:spacing w:before="0" w:beforeAutospacing="1" w:after="0" w:afterAutospacing="1"/>
+        <w:spacing w:before="0" w:beforeAutospacing="1" w:after="0" w:afterAutospacing="1" w:line="360" w:lineRule="auto"/>
         <w:ind w:left="0" w:right="0"/>
         <w:jc w:val="left"/>
         <w:rPr>
@@ -1580,6 +1583,7 @@
             <w:insideH w:val="none" w:color="auto" w:sz="0" w:space="0"/>
             <w:insideV w:val="none" w:color="auto" w:sz="0" w:space="0"/>
           </w:tblBorders>
+          <w:shd w:val="clear" w:color="auto" w:fill="auto"/>
           <w:tblCellMar>
             <w:top w:w="15" w:type="dxa"/>
             <w:left w:w="15" w:type="dxa"/>
@@ -1604,6 +1608,7 @@
               <w:keepLines w:val="0"/>
               <w:widowControl/>
               <w:suppressLineNumbers w:val="0"/>
+              <w:spacing w:line="360" w:lineRule="auto"/>
               <w:jc w:val="left"/>
               <w:rPr>
                 <w:rFonts w:hint="default" w:ascii="Times New Roman" w:hAnsi="Times New Roman" w:cs="Times New Roman"/>
@@ -1637,6 +1642,7 @@
               <w:keepLines w:val="0"/>
               <w:widowControl/>
               <w:suppressLineNumbers w:val="0"/>
+              <w:spacing w:line="360" w:lineRule="auto"/>
               <w:jc w:val="left"/>
               <w:rPr>
                 <w:rFonts w:hint="default" w:ascii="Times New Roman" w:hAnsi="Times New Roman" w:cs="Times New Roman"/>
@@ -1694,6 +1700,7 @@
               <w:keepLines w:val="0"/>
               <w:widowControl/>
               <w:suppressLineNumbers w:val="0"/>
+              <w:spacing w:line="360" w:lineRule="auto"/>
               <w:jc w:val="left"/>
               <w:rPr>
                 <w:rFonts w:hint="default" w:ascii="Times New Roman" w:hAnsi="Times New Roman" w:cs="Times New Roman"/>
@@ -1723,6 +1730,7 @@
               <w:keepLines w:val="0"/>
               <w:widowControl/>
               <w:suppressLineNumbers w:val="0"/>
+              <w:spacing w:line="360" w:lineRule="auto"/>
               <w:jc w:val="left"/>
               <w:rPr>
                 <w:rFonts w:hint="default" w:ascii="Times New Roman" w:hAnsi="Times New Roman" w:cs="Times New Roman"/>
@@ -1776,6 +1784,7 @@
               <w:keepLines w:val="0"/>
               <w:widowControl/>
               <w:suppressLineNumbers w:val="0"/>
+              <w:spacing w:line="360" w:lineRule="auto"/>
               <w:jc w:val="left"/>
               <w:rPr>
                 <w:rFonts w:hint="default" w:ascii="Times New Roman" w:hAnsi="Times New Roman" w:cs="Times New Roman"/>
@@ -1805,6 +1814,7 @@
               <w:keepLines w:val="0"/>
               <w:widowControl/>
               <w:suppressLineNumbers w:val="0"/>
+              <w:spacing w:line="360" w:lineRule="auto"/>
               <w:jc w:val="left"/>
               <w:rPr>
                 <w:rFonts w:hint="default" w:ascii="Times New Roman" w:hAnsi="Times New Roman" w:cs="Times New Roman"/>
@@ -1858,6 +1868,7 @@
               <w:keepLines w:val="0"/>
               <w:widowControl/>
               <w:suppressLineNumbers w:val="0"/>
+              <w:spacing w:line="360" w:lineRule="auto"/>
               <w:jc w:val="left"/>
               <w:rPr>
                 <w:rFonts w:hint="default" w:ascii="Times New Roman" w:hAnsi="Times New Roman" w:cs="Times New Roman"/>
@@ -1887,6 +1898,7 @@
               <w:keepLines w:val="0"/>
               <w:widowControl/>
               <w:suppressLineNumbers w:val="0"/>
+              <w:spacing w:line="360" w:lineRule="auto"/>
               <w:jc w:val="left"/>
               <w:rPr>
                 <w:rFonts w:hint="default" w:ascii="Times New Roman" w:hAnsi="Times New Roman" w:cs="Times New Roman"/>
@@ -1915,6 +1927,7 @@
             <w:insideH w:val="none" w:color="auto" w:sz="0" w:space="0"/>
             <w:insideV w:val="none" w:color="auto" w:sz="0" w:space="0"/>
           </w:tblBorders>
+          <w:shd w:val="clear" w:color="auto" w:fill="auto"/>
           <w:tblCellMar>
             <w:top w:w="15" w:type="dxa"/>
             <w:left w:w="15" w:type="dxa"/>
@@ -1939,6 +1952,7 @@
               <w:keepLines w:val="0"/>
               <w:widowControl/>
               <w:suppressLineNumbers w:val="0"/>
+              <w:spacing w:line="360" w:lineRule="auto"/>
               <w:jc w:val="left"/>
               <w:rPr>
                 <w:rFonts w:hint="default" w:ascii="Times New Roman" w:hAnsi="Times New Roman" w:cs="Times New Roman"/>
@@ -1968,6 +1982,7 @@
               <w:keepLines w:val="0"/>
               <w:widowControl/>
               <w:suppressLineNumbers w:val="0"/>
+              <w:spacing w:line="360" w:lineRule="auto"/>
               <w:jc w:val="left"/>
               <w:rPr>
                 <w:rFonts w:hint="default" w:ascii="Times New Roman" w:hAnsi="Times New Roman" w:cs="Times New Roman"/>
@@ -2020,6 +2035,7 @@
               <w:keepLines w:val="0"/>
               <w:widowControl/>
               <w:suppressLineNumbers w:val="0"/>
+              <w:spacing w:line="360" w:lineRule="auto"/>
               <w:jc w:val="left"/>
               <w:rPr>
                 <w:rFonts w:hint="default" w:ascii="Times New Roman" w:hAnsi="Times New Roman" w:cs="Times New Roman"/>
@@ -2049,6 +2065,7 @@
               <w:keepLines w:val="0"/>
               <w:widowControl/>
               <w:suppressLineNumbers w:val="0"/>
+              <w:spacing w:line="360" w:lineRule="auto"/>
               <w:jc w:val="left"/>
               <w:rPr>
                 <w:rFonts w:hint="default" w:ascii="Times New Roman" w:hAnsi="Times New Roman" w:cs="Times New Roman"/>
@@ -2102,6 +2119,7 @@
               <w:keepLines w:val="0"/>
               <w:widowControl/>
               <w:suppressLineNumbers w:val="0"/>
+              <w:spacing w:line="360" w:lineRule="auto"/>
               <w:jc w:val="left"/>
               <w:rPr>
                 <w:rFonts w:hint="default" w:ascii="Times New Roman" w:hAnsi="Times New Roman" w:cs="Times New Roman"/>
@@ -2131,6 +2149,7 @@
               <w:keepLines w:val="0"/>
               <w:widowControl/>
               <w:suppressLineNumbers w:val="0"/>
+              <w:spacing w:line="360" w:lineRule="auto"/>
               <w:jc w:val="left"/>
               <w:rPr>
                 <w:rFonts w:hint="default" w:ascii="Times New Roman" w:hAnsi="Times New Roman" w:cs="Times New Roman"/>
@@ -2157,7 +2176,7 @@
         <w:keepLines w:val="0"/>
         <w:widowControl/>
         <w:suppressLineNumbers w:val="0"/>
-        <w:spacing w:before="0" w:beforeAutospacing="1" w:after="0" w:afterAutospacing="1"/>
+        <w:spacing w:before="0" w:beforeAutospacing="1" w:after="0" w:afterAutospacing="1" w:line="360" w:lineRule="auto"/>
         <w:ind w:left="0" w:right="0"/>
         <w:rPr>
           <w:rFonts w:hint="default" w:ascii="Times New Roman" w:hAnsi="Times New Roman" w:cs="Times New Roman"/>
@@ -2184,7 +2203,7 @@
         <w:keepLines w:val="0"/>
         <w:widowControl/>
         <w:suppressLineNumbers w:val="0"/>
-        <w:spacing w:before="0" w:beforeAutospacing="1" w:after="0" w:afterAutospacing="1"/>
+        <w:spacing w:before="0" w:beforeAutospacing="1" w:after="0" w:afterAutospacing="1" w:line="360" w:lineRule="auto"/>
         <w:ind w:left="0" w:right="0"/>
         <w:rPr>
           <w:rFonts w:hint="default" w:ascii="Times New Roman" w:hAnsi="Times New Roman" w:cs="Times New Roman"/>
@@ -2211,7 +2230,7 @@
         <w:keepLines w:val="0"/>
         <w:widowControl/>
         <w:suppressLineNumbers w:val="0"/>
-        <w:spacing w:before="0" w:beforeAutospacing="1" w:after="0" w:afterAutospacing="1"/>
+        <w:spacing w:before="0" w:beforeAutospacing="1" w:after="0" w:afterAutospacing="1" w:line="360" w:lineRule="auto"/>
         <w:ind w:left="0" w:right="0"/>
         <w:rPr>
           <w:rFonts w:hint="default" w:ascii="Times New Roman" w:hAnsi="Times New Roman" w:cs="Times New Roman"/>
@@ -2223,7 +2242,7 @@
         </w:rPr>
         <w:drawing>
           <wp:inline distT="0" distB="0" distL="114300" distR="114300">
-            <wp:extent cx="5264785" cy="3883025"/>
+            <wp:extent cx="4470400" cy="3296920"/>
             <wp:effectExtent l="0" t="0" r="0" b="0"/>
             <wp:docPr id="5" name="Image 8"/>
             <wp:cNvGraphicFramePr>
@@ -2247,7 +2266,7 @@
                   <pic:spPr>
                     <a:xfrm>
                       <a:off x="0" y="0"/>
-                      <a:ext cx="5264785" cy="3883025"/>
+                      <a:ext cx="4470400" cy="3296920"/>
                     </a:xfrm>
                     <a:prstGeom prst="rect">
                       <a:avLst/>
@@ -2271,39 +2290,28 @@
         <w:keepLines w:val="0"/>
         <w:widowControl/>
         <w:suppressLineNumbers w:val="0"/>
+        <w:spacing w:line="360" w:lineRule="auto"/>
+        <w:rPr>
+          <w:rFonts w:hint="default" w:ascii="Times New Roman" w:hAnsi="Times New Roman" w:cs="Times New Roman"/>
+        </w:rPr>
+      </w:pPr>
+      <w:r>
         <w:rPr>
           <w:rFonts w:hint="default" w:ascii="Times New Roman" w:hAnsi="Times New Roman" w:cs="Times New Roman"/>
           <w:sz w:val="30"/>
           <w:szCs w:val="30"/>
         </w:rPr>
-      </w:pPr>
-      <w:r>
-        <w:rPr>
-          <w:rFonts w:hint="default" w:ascii="Times New Roman" w:hAnsi="Times New Roman" w:cs="Times New Roman"/>
-          <w:sz w:val="30"/>
-          <w:szCs w:val="30"/>
-        </w:rPr>
         <w:t>Population vs Échantillon</w:t>
       </w:r>
     </w:p>
     <w:p>
       <w:pPr>
-        <w:keepNext w:val="0"/>
-        <w:keepLines w:val="0"/>
-        <w:widowControl/>
-        <w:suppressLineNumbers w:val="0"/>
-        <w:rPr>
-          <w:rFonts w:hint="default" w:ascii="Times New Roman" w:hAnsi="Times New Roman" w:cs="Times New Roman"/>
-        </w:rPr>
-      </w:pPr>
-    </w:p>
-    <w:p>
-      <w:pPr>
         <w:pStyle w:val="4"/>
         <w:keepNext w:val="0"/>
         <w:keepLines w:val="0"/>
         <w:widowControl/>
         <w:suppressLineNumbers w:val="0"/>
+        <w:spacing w:line="360" w:lineRule="auto"/>
         <w:rPr>
           <w:rFonts w:hint="default" w:ascii="Times New Roman" w:hAnsi="Times New Roman" w:cs="Times New Roman"/>
         </w:rPr>
@@ -2322,7 +2330,7 @@
         <w:keepLines w:val="0"/>
         <w:widowControl/>
         <w:suppressLineNumbers w:val="0"/>
-        <w:spacing w:before="0" w:beforeAutospacing="1" w:after="0" w:afterAutospacing="1"/>
+        <w:spacing w:before="0" w:beforeAutospacing="1" w:after="0" w:afterAutospacing="1" w:line="360" w:lineRule="auto"/>
         <w:ind w:left="0" w:right="0"/>
         <w:rPr>
           <w:rFonts w:hint="default" w:ascii="Times New Roman" w:hAnsi="Times New Roman" w:cs="Times New Roman"/>
@@ -2365,7 +2373,7 @@
           <w:numId w:val="6"/>
         </w:numPr>
         <w:suppressLineNumbers w:val="0"/>
-        <w:spacing w:before="0" w:beforeAutospacing="1" w:after="0" w:afterAutospacing="1"/>
+        <w:spacing w:before="0" w:beforeAutospacing="1" w:after="0" w:afterAutospacing="1" w:line="360" w:lineRule="auto"/>
         <w:ind w:left="720" w:hanging="360"/>
         <w:rPr>
           <w:rFonts w:hint="default" w:ascii="Times New Roman" w:hAnsi="Times New Roman" w:cs="Times New Roman"/>
@@ -2401,7 +2409,7 @@
           <w:numId w:val="6"/>
         </w:numPr>
         <w:suppressLineNumbers w:val="0"/>
-        <w:spacing w:before="0" w:beforeAutospacing="1" w:after="0" w:afterAutospacing="1"/>
+        <w:spacing w:before="0" w:beforeAutospacing="1" w:after="0" w:afterAutospacing="1" w:line="360" w:lineRule="auto"/>
         <w:ind w:left="720" w:hanging="360"/>
         <w:rPr>
           <w:rFonts w:hint="default" w:ascii="Times New Roman" w:hAnsi="Times New Roman" w:cs="Times New Roman"/>
@@ -2421,7 +2429,7 @@
         <w:keepLines w:val="0"/>
         <w:widowControl/>
         <w:suppressLineNumbers w:val="0"/>
-        <w:spacing w:before="0" w:beforeAutospacing="1" w:after="0" w:afterAutospacing="1"/>
+        <w:spacing w:before="0" w:beforeAutospacing="1" w:after="0" w:afterAutospacing="1" w:line="360" w:lineRule="auto"/>
         <w:ind w:left="0" w:right="0"/>
         <w:rPr>
           <w:rFonts w:hint="default" w:ascii="Times New Roman" w:hAnsi="Times New Roman" w:cs="Times New Roman"/>
@@ -2464,7 +2472,7 @@
           <w:numId w:val="7"/>
         </w:numPr>
         <w:suppressLineNumbers w:val="0"/>
-        <w:spacing w:before="0" w:beforeAutospacing="1" w:after="0" w:afterAutospacing="1"/>
+        <w:spacing w:before="0" w:beforeAutospacing="1" w:after="0" w:afterAutospacing="1" w:line="360" w:lineRule="auto"/>
         <w:ind w:left="720" w:hanging="360"/>
         <w:rPr>
           <w:rFonts w:hint="default" w:ascii="Times New Roman" w:hAnsi="Times New Roman" w:cs="Times New Roman"/>
@@ -2500,7 +2508,7 @@
           <w:numId w:val="7"/>
         </w:numPr>
         <w:suppressLineNumbers w:val="0"/>
-        <w:spacing w:before="0" w:beforeAutospacing="1" w:after="0" w:afterAutospacing="1"/>
+        <w:spacing w:before="0" w:beforeAutospacing="1" w:after="0" w:afterAutospacing="1" w:line="360" w:lineRule="auto"/>
         <w:ind w:left="720" w:hanging="360"/>
         <w:rPr>
           <w:rFonts w:hint="default" w:ascii="Times New Roman" w:hAnsi="Times New Roman" w:cs="Times New Roman"/>
@@ -2520,6 +2528,7 @@
         <w:keepLines w:val="0"/>
         <w:widowControl/>
         <w:suppressLineNumbers w:val="0"/>
+        <w:spacing w:line="360" w:lineRule="auto"/>
         <w:rPr>
           <w:rFonts w:hint="default" w:ascii="Times New Roman" w:hAnsi="Times New Roman" w:cs="Times New Roman"/>
         </w:rPr>
@@ -2533,6 +2542,7 @@
     </w:p>
     <w:tbl>
       <w:tblPr>
+        <w:tblStyle w:val="10"/>
         <w:tblW w:w="0" w:type="auto"/>
         <w:tblCellSpacing w:w="15" w:type="dxa"/>
         <w:tblInd w:w="0" w:type="dxa"/>
@@ -2544,7 +2554,7 @@
           <w:insideH w:val="none" w:color="auto" w:sz="0" w:space="0"/>
           <w:insideV w:val="none" w:color="auto" w:sz="0" w:space="0"/>
         </w:tblBorders>
-        <w:shd w:val="clear"/>
+        <w:shd w:val="clear" w:color="auto" w:fill="auto"/>
         <w:tblLayout w:type="autofit"/>
         <w:tblCellMar>
           <w:top w:w="15" w:type="dxa"/>
@@ -2554,9 +2564,9 @@
         </w:tblCellMar>
       </w:tblPr>
       <w:tblGrid>
-        <w:gridCol w:w="1835"/>
-        <w:gridCol w:w="3846"/>
-        <w:gridCol w:w="2781"/>
+        <w:gridCol w:w="1826"/>
+        <w:gridCol w:w="3816"/>
+        <w:gridCol w:w="2764"/>
       </w:tblGrid>
       <w:tr>
         <w:tblPrEx>
@@ -2568,7 +2578,6 @@
             <w:insideH w:val="none" w:color="auto" w:sz="0" w:space="0"/>
             <w:insideV w:val="none" w:color="auto" w:sz="0" w:space="0"/>
           </w:tblBorders>
-          <w:shd w:val="clear"/>
           <w:tblCellMar>
             <w:top w:w="15" w:type="dxa"/>
             <w:left w:w="15" w:type="dxa"/>
@@ -2588,7 +2597,7 @@
               <w:bottom w:val="single" w:color="auto" w:sz="4" w:space="0"/>
               <w:right w:val="single" w:color="auto" w:sz="4" w:space="0"/>
             </w:tcBorders>
-            <w:shd w:val="clear"/>
+            <w:shd w:val="clear" w:color="auto" w:fill="auto"/>
             <w:vAlign w:val="center"/>
           </w:tcPr>
           <w:p>
@@ -2597,6 +2606,7 @@
               <w:keepLines w:val="0"/>
               <w:widowControl/>
               <w:suppressLineNumbers w:val="0"/>
+              <w:spacing w:line="360" w:lineRule="auto"/>
               <w:jc w:val="center"/>
               <w:rPr>
                 <w:rFonts w:hint="default" w:ascii="Times New Roman" w:hAnsi="Times New Roman" w:cs="Times New Roman"/>
@@ -2627,7 +2637,7 @@
               <w:bottom w:val="single" w:color="auto" w:sz="4" w:space="0"/>
               <w:right w:val="single" w:color="auto" w:sz="4" w:space="0"/>
             </w:tcBorders>
-            <w:shd w:val="clear"/>
+            <w:shd w:val="clear" w:color="auto" w:fill="auto"/>
             <w:vAlign w:val="center"/>
           </w:tcPr>
           <w:p>
@@ -2636,6 +2646,7 @@
               <w:keepLines w:val="0"/>
               <w:widowControl/>
               <w:suppressLineNumbers w:val="0"/>
+              <w:spacing w:line="360" w:lineRule="auto"/>
               <w:jc w:val="center"/>
               <w:rPr>
                 <w:rFonts w:hint="default" w:ascii="Times New Roman" w:hAnsi="Times New Roman" w:cs="Times New Roman"/>
@@ -2666,7 +2677,7 @@
               <w:bottom w:val="single" w:color="auto" w:sz="4" w:space="0"/>
               <w:right w:val="single" w:color="auto" w:sz="4" w:space="0"/>
             </w:tcBorders>
-            <w:shd w:val="clear"/>
+            <w:shd w:val="clear" w:color="auto" w:fill="auto"/>
             <w:vAlign w:val="center"/>
           </w:tcPr>
           <w:p>
@@ -2675,6 +2686,7 @@
               <w:keepLines w:val="0"/>
               <w:widowControl/>
               <w:suppressLineNumbers w:val="0"/>
+              <w:spacing w:line="360" w:lineRule="auto"/>
               <w:jc w:val="center"/>
               <w:rPr>
                 <w:rFonts w:hint="default" w:ascii="Times New Roman" w:hAnsi="Times New Roman" w:cs="Times New Roman"/>
@@ -2707,7 +2719,6 @@
             <w:insideH w:val="none" w:color="auto" w:sz="0" w:space="0"/>
             <w:insideV w:val="none" w:color="auto" w:sz="0" w:space="0"/>
           </w:tblBorders>
-          <w:shd w:val="clear"/>
           <w:tblCellMar>
             <w:top w:w="15" w:type="dxa"/>
             <w:left w:w="15" w:type="dxa"/>
@@ -2727,7 +2738,7 @@
               <w:bottom w:val="single" w:color="auto" w:sz="4" w:space="0"/>
               <w:right w:val="single" w:color="auto" w:sz="4" w:space="0"/>
             </w:tcBorders>
-            <w:shd w:val="clear"/>
+            <w:shd w:val="clear" w:color="auto" w:fill="auto"/>
             <w:vAlign w:val="center"/>
           </w:tcPr>
           <w:p>
@@ -2736,6 +2747,7 @@
               <w:keepLines w:val="0"/>
               <w:widowControl/>
               <w:suppressLineNumbers w:val="0"/>
+              <w:spacing w:line="360" w:lineRule="auto"/>
               <w:jc w:val="left"/>
               <w:rPr>
                 <w:rFonts w:hint="default" w:ascii="Times New Roman" w:hAnsi="Times New Roman" w:cs="Times New Roman"/>
@@ -2762,7 +2774,7 @@
               <w:bottom w:val="single" w:color="auto" w:sz="4" w:space="0"/>
               <w:right w:val="single" w:color="auto" w:sz="4" w:space="0"/>
             </w:tcBorders>
-            <w:shd w:val="clear"/>
+            <w:shd w:val="clear" w:color="auto" w:fill="auto"/>
             <w:vAlign w:val="center"/>
           </w:tcPr>
           <w:p>
@@ -2771,6 +2783,7 @@
               <w:keepLines w:val="0"/>
               <w:widowControl/>
               <w:suppressLineNumbers w:val="0"/>
+              <w:spacing w:line="360" w:lineRule="auto"/>
               <w:jc w:val="left"/>
               <w:rPr>
                 <w:rFonts w:hint="default" w:ascii="Times New Roman" w:hAnsi="Times New Roman" w:cs="Times New Roman"/>
@@ -2797,7 +2810,7 @@
               <w:bottom w:val="single" w:color="auto" w:sz="4" w:space="0"/>
               <w:right w:val="single" w:color="auto" w:sz="4" w:space="0"/>
             </w:tcBorders>
-            <w:shd w:val="clear"/>
+            <w:shd w:val="clear" w:color="auto" w:fill="auto"/>
             <w:vAlign w:val="center"/>
           </w:tcPr>
           <w:p>
@@ -2806,6 +2819,7 @@
               <w:keepLines w:val="0"/>
               <w:widowControl/>
               <w:suppressLineNumbers w:val="0"/>
+              <w:spacing w:line="360" w:lineRule="auto"/>
               <w:jc w:val="left"/>
               <w:rPr>
                 <w:rFonts w:hint="default" w:ascii="Times New Roman" w:hAnsi="Times New Roman" w:cs="Times New Roman"/>
@@ -2834,7 +2848,7 @@
             <w:insideH w:val="none" w:color="auto" w:sz="0" w:space="0"/>
             <w:insideV w:val="none" w:color="auto" w:sz="0" w:space="0"/>
           </w:tblBorders>
-          <w:shd w:val="clear"/>
+          <w:shd w:val="clear" w:color="auto" w:fill="auto"/>
           <w:tblCellMar>
             <w:top w:w="15" w:type="dxa"/>
             <w:left w:w="15" w:type="dxa"/>
@@ -2854,7 +2868,7 @@
               <w:bottom w:val="single" w:color="auto" w:sz="4" w:space="0"/>
               <w:right w:val="single" w:color="auto" w:sz="4" w:space="0"/>
             </w:tcBorders>
-            <w:shd w:val="clear"/>
+            <w:shd w:val="clear" w:color="auto" w:fill="auto"/>
             <w:vAlign w:val="center"/>
           </w:tcPr>
           <w:p>
@@ -2863,6 +2877,7 @@
               <w:keepLines w:val="0"/>
               <w:widowControl/>
               <w:suppressLineNumbers w:val="0"/>
+              <w:spacing w:line="360" w:lineRule="auto"/>
               <w:jc w:val="left"/>
               <w:rPr>
                 <w:rFonts w:hint="default" w:ascii="Times New Roman" w:hAnsi="Times New Roman" w:cs="Times New Roman"/>
@@ -2889,7 +2904,7 @@
               <w:bottom w:val="single" w:color="auto" w:sz="4" w:space="0"/>
               <w:right w:val="single" w:color="auto" w:sz="4" w:space="0"/>
             </w:tcBorders>
-            <w:shd w:val="clear"/>
+            <w:shd w:val="clear" w:color="auto" w:fill="auto"/>
             <w:vAlign w:val="center"/>
           </w:tcPr>
           <w:p>
@@ -2898,6 +2913,7 @@
               <w:keepLines w:val="0"/>
               <w:widowControl/>
               <w:suppressLineNumbers w:val="0"/>
+              <w:spacing w:line="360" w:lineRule="auto"/>
               <w:jc w:val="left"/>
               <w:rPr>
                 <w:rFonts w:hint="default" w:ascii="Times New Roman" w:hAnsi="Times New Roman" w:cs="Times New Roman"/>
@@ -2924,7 +2940,7 @@
               <w:bottom w:val="single" w:color="auto" w:sz="4" w:space="0"/>
               <w:right w:val="single" w:color="auto" w:sz="4" w:space="0"/>
             </w:tcBorders>
-            <w:shd w:val="clear"/>
+            <w:shd w:val="clear" w:color="auto" w:fill="auto"/>
             <w:vAlign w:val="center"/>
           </w:tcPr>
           <w:p>
@@ -2933,6 +2949,7 @@
               <w:keepLines w:val="0"/>
               <w:widowControl/>
               <w:suppressLineNumbers w:val="0"/>
+              <w:spacing w:line="360" w:lineRule="auto"/>
               <w:jc w:val="left"/>
               <w:rPr>
                 <w:rFonts w:hint="default" w:ascii="Times New Roman" w:hAnsi="Times New Roman" w:cs="Times New Roman"/>
@@ -2961,7 +2978,7 @@
             <w:insideH w:val="none" w:color="auto" w:sz="0" w:space="0"/>
             <w:insideV w:val="none" w:color="auto" w:sz="0" w:space="0"/>
           </w:tblBorders>
-          <w:shd w:val="clear"/>
+          <w:shd w:val="clear" w:color="auto" w:fill="auto"/>
           <w:tblCellMar>
             <w:top w:w="15" w:type="dxa"/>
             <w:left w:w="15" w:type="dxa"/>
@@ -2981,7 +2998,7 @@
               <w:bottom w:val="single" w:color="auto" w:sz="4" w:space="0"/>
               <w:right w:val="single" w:color="auto" w:sz="4" w:space="0"/>
             </w:tcBorders>
-            <w:shd w:val="clear"/>
+            <w:shd w:val="clear" w:color="auto" w:fill="auto"/>
             <w:vAlign w:val="center"/>
           </w:tcPr>
           <w:p>
@@ -2990,6 +3007,7 @@
               <w:keepLines w:val="0"/>
               <w:widowControl/>
               <w:suppressLineNumbers w:val="0"/>
+              <w:spacing w:line="360" w:lineRule="auto"/>
               <w:jc w:val="left"/>
               <w:rPr>
                 <w:rFonts w:hint="default" w:ascii="Times New Roman" w:hAnsi="Times New Roman" w:cs="Times New Roman"/>
@@ -3016,7 +3034,7 @@
               <w:bottom w:val="single" w:color="auto" w:sz="4" w:space="0"/>
               <w:right w:val="single" w:color="auto" w:sz="4" w:space="0"/>
             </w:tcBorders>
-            <w:shd w:val="clear"/>
+            <w:shd w:val="clear" w:color="auto" w:fill="auto"/>
             <w:vAlign w:val="center"/>
           </w:tcPr>
           <w:p>
@@ -3025,6 +3043,7 @@
               <w:keepLines w:val="0"/>
               <w:widowControl/>
               <w:suppressLineNumbers w:val="0"/>
+              <w:spacing w:line="360" w:lineRule="auto"/>
               <w:jc w:val="left"/>
               <w:rPr>
                 <w:rFonts w:hint="default" w:ascii="Times New Roman" w:hAnsi="Times New Roman" w:cs="Times New Roman"/>
@@ -3051,7 +3070,7 @@
               <w:bottom w:val="single" w:color="auto" w:sz="4" w:space="0"/>
               <w:right w:val="single" w:color="auto" w:sz="4" w:space="0"/>
             </w:tcBorders>
-            <w:shd w:val="clear"/>
+            <w:shd w:val="clear" w:color="auto" w:fill="auto"/>
             <w:vAlign w:val="center"/>
           </w:tcPr>
           <w:p>
@@ -3060,6 +3079,7 @@
               <w:keepLines w:val="0"/>
               <w:widowControl/>
               <w:suppressLineNumbers w:val="0"/>
+              <w:spacing w:line="360" w:lineRule="auto"/>
               <w:jc w:val="left"/>
               <w:rPr>
                 <w:rFonts w:hint="default" w:ascii="Times New Roman" w:hAnsi="Times New Roman" w:cs="Times New Roman"/>
@@ -3081,49 +3101,21 @@
     </w:tbl>
     <w:p>
       <w:pPr>
-        <w:keepNext w:val="0"/>
-        <w:keepLines w:val="0"/>
-        <w:widowControl/>
-        <w:suppressLineNumbers w:val="0"/>
-        <w:rPr>
-          <w:rFonts w:hint="default" w:ascii="Times New Roman" w:hAnsi="Times New Roman" w:cs="Times New Roman"/>
-        </w:rPr>
-      </w:pPr>
-      <w:r>
-        <w:rPr>
-          <w:rFonts w:hint="default" w:ascii="Times New Roman" w:hAnsi="Times New Roman" w:cs="Times New Roman"/>
-          <w:sz w:val="24"/>
-          <w:szCs w:val="24"/>
-        </w:rPr>
-        <w:pict>
-          <v:rect id="_x0000_i1027" o:spt="1" style="height:1.5pt;width:432pt;" fillcolor="#A0A0A0" filled="t" stroked="f" coordsize="21600,21600" o:hr="t" o:hrstd="t" o:hralign="center">
-            <v:path/>
-            <v:fill on="t" focussize="0,0"/>
-            <v:stroke on="f"/>
-            <v:imagedata o:title=""/>
-            <o:lock v:ext="edit"/>
-            <w10:wrap type="none"/>
-            <w10:anchorlock/>
-          </v:rect>
-        </w:pict>
-      </w:r>
-    </w:p>
-    <w:p>
-      <w:pPr>
         <w:pStyle w:val="4"/>
         <w:keepNext w:val="0"/>
         <w:keepLines w:val="0"/>
         <w:widowControl/>
         <w:suppressLineNumbers w:val="0"/>
-        <w:rPr>
-          <w:rFonts w:hint="default" w:ascii="Times New Roman" w:hAnsi="Times New Roman" w:cs="Times New Roman"/>
-        </w:rPr>
-      </w:pPr>
-      <w:r>
-        <w:rPr>
-          <w:rFonts w:hint="default" w:ascii="Times New Roman" w:hAnsi="Times New Roman" w:cs="Times New Roman"/>
-        </w:rPr>
-        <w:t>❓ Pourquoi échantillonner ?</w:t>
+        <w:spacing w:line="360" w:lineRule="auto"/>
+        <w:rPr>
+          <w:rFonts w:hint="default" w:ascii="Times New Roman" w:hAnsi="Times New Roman" w:cs="Times New Roman"/>
+        </w:rPr>
+      </w:pPr>
+      <w:r>
+        <w:rPr>
+          <w:rFonts w:hint="default" w:ascii="Times New Roman" w:hAnsi="Times New Roman" w:cs="Times New Roman"/>
+        </w:rPr>
+        <w:t>Pourquoi échantillonner ?</w:t>
       </w:r>
     </w:p>
     <w:p>
@@ -3133,7 +3125,7 @@
         <w:keepLines w:val="0"/>
         <w:widowControl/>
         <w:suppressLineNumbers w:val="0"/>
-        <w:spacing w:before="0" w:beforeAutospacing="1" w:after="0" w:afterAutospacing="1"/>
+        <w:spacing w:before="0" w:beforeAutospacing="1" w:after="0" w:afterAutospacing="1" w:line="360" w:lineRule="auto"/>
         <w:ind w:left="0" w:right="0"/>
         <w:rPr>
           <w:rFonts w:hint="default" w:ascii="Times New Roman" w:hAnsi="Times New Roman" w:cs="Times New Roman"/>
@@ -3156,7 +3148,7 @@
           <w:numId w:val="8"/>
         </w:numPr>
         <w:suppressLineNumbers w:val="0"/>
-        <w:spacing w:before="0" w:beforeAutospacing="1" w:after="0" w:afterAutospacing="1"/>
+        <w:spacing w:before="0" w:beforeAutospacing="1" w:after="0" w:afterAutospacing="1" w:line="360" w:lineRule="auto"/>
         <w:ind w:left="720" w:hanging="360"/>
         <w:rPr>
           <w:rFonts w:hint="default" w:ascii="Times New Roman" w:hAnsi="Times New Roman" w:cs="Times New Roman"/>
@@ -3186,7 +3178,7 @@
           <w:numId w:val="8"/>
         </w:numPr>
         <w:suppressLineNumbers w:val="0"/>
-        <w:spacing w:before="0" w:beforeAutospacing="1" w:after="0" w:afterAutospacing="1"/>
+        <w:spacing w:before="0" w:beforeAutospacing="1" w:after="0" w:afterAutospacing="1" w:line="360" w:lineRule="auto"/>
         <w:ind w:left="720" w:hanging="360"/>
         <w:rPr>
           <w:rFonts w:hint="default" w:ascii="Times New Roman" w:hAnsi="Times New Roman" w:cs="Times New Roman"/>
@@ -3216,7 +3208,7 @@
           <w:numId w:val="8"/>
         </w:numPr>
         <w:suppressLineNumbers w:val="0"/>
-        <w:spacing w:before="0" w:beforeAutospacing="1" w:after="0" w:afterAutospacing="1"/>
+        <w:spacing w:before="0" w:beforeAutospacing="1" w:after="0" w:afterAutospacing="1" w:line="360" w:lineRule="auto"/>
         <w:ind w:left="720" w:hanging="360"/>
         <w:rPr>
           <w:rFonts w:hint="default" w:ascii="Times New Roman" w:hAnsi="Times New Roman" w:cs="Times New Roman"/>
@@ -3246,7 +3238,7 @@
           <w:numId w:val="8"/>
         </w:numPr>
         <w:suppressLineNumbers w:val="0"/>
-        <w:spacing w:before="0" w:beforeAutospacing="1" w:after="0" w:afterAutospacing="1"/>
+        <w:spacing w:before="0" w:beforeAutospacing="1" w:after="0" w:afterAutospacing="1" w:line="360" w:lineRule="auto"/>
         <w:ind w:left="720" w:hanging="360"/>
         <w:rPr>
           <w:rFonts w:hint="default" w:ascii="Times New Roman" w:hAnsi="Times New Roman" w:cs="Times New Roman"/>
@@ -3276,7 +3268,7 @@
           <w:numId w:val="8"/>
         </w:numPr>
         <w:suppressLineNumbers w:val="0"/>
-        <w:spacing w:before="0" w:beforeAutospacing="1" w:after="0" w:afterAutospacing="1"/>
+        <w:spacing w:before="0" w:beforeAutospacing="1" w:after="0" w:afterAutospacing="1" w:line="360" w:lineRule="auto"/>
         <w:ind w:left="720" w:hanging="360"/>
         <w:rPr>
           <w:rFonts w:hint="default" w:ascii="Times New Roman" w:hAnsi="Times New Roman" w:cs="Times New Roman"/>
@@ -3298,22 +3290,12 @@
     </w:p>
     <w:p>
       <w:pPr>
-        <w:keepNext w:val="0"/>
-        <w:keepLines w:val="0"/>
-        <w:widowControl/>
-        <w:suppressLineNumbers w:val="0"/>
-        <w:rPr>
-          <w:rFonts w:hint="default" w:ascii="Times New Roman" w:hAnsi="Times New Roman" w:cs="Times New Roman"/>
-        </w:rPr>
-      </w:pPr>
-    </w:p>
-    <w:p>
-      <w:pPr>
         <w:pStyle w:val="4"/>
         <w:keepNext w:val="0"/>
         <w:keepLines w:val="0"/>
         <w:widowControl/>
         <w:suppressLineNumbers w:val="0"/>
+        <w:spacing w:line="360" w:lineRule="auto"/>
         <w:rPr>
           <w:rFonts w:hint="default" w:ascii="Times New Roman" w:hAnsi="Times New Roman" w:cs="Times New Roman"/>
         </w:rPr>
@@ -3327,6 +3309,7 @@
     </w:p>
     <w:tbl>
       <w:tblPr>
+        <w:tblStyle w:val="10"/>
         <w:tblW w:w="0" w:type="auto"/>
         <w:tblCellSpacing w:w="15" w:type="dxa"/>
         <w:tblInd w:w="0" w:type="dxa"/>
@@ -3338,7 +3321,7 @@
           <w:insideH w:val="none" w:color="auto" w:sz="0" w:space="0"/>
           <w:insideV w:val="none" w:color="auto" w:sz="0" w:space="0"/>
         </w:tblBorders>
-        <w:shd w:val="clear"/>
+        <w:shd w:val="clear" w:color="auto" w:fill="auto"/>
         <w:tblLayout w:type="autofit"/>
         <w:tblCellMar>
           <w:top w:w="15" w:type="dxa"/>
@@ -3361,7 +3344,7 @@
             <w:insideH w:val="none" w:color="auto" w:sz="0" w:space="0"/>
             <w:insideV w:val="none" w:color="auto" w:sz="0" w:space="0"/>
           </w:tblBorders>
-          <w:shd w:val="clear"/>
+          <w:shd w:val="clear" w:color="auto" w:fill="auto"/>
           <w:tblCellMar>
             <w:top w:w="15" w:type="dxa"/>
             <w:left w:w="15" w:type="dxa"/>
@@ -3375,7 +3358,7 @@
         <w:tc>
           <w:tcPr>
             <w:tcW w:w="0" w:type="auto"/>
-            <w:shd w:val="clear"/>
+            <w:shd w:val="clear" w:color="auto" w:fill="auto"/>
             <w:vAlign w:val="center"/>
           </w:tcPr>
           <w:p>
@@ -3384,6 +3367,7 @@
               <w:keepLines w:val="0"/>
               <w:widowControl/>
               <w:suppressLineNumbers w:val="0"/>
+              <w:spacing w:line="360" w:lineRule="auto"/>
               <w:jc w:val="center"/>
               <w:rPr>
                 <w:rFonts w:hint="default" w:ascii="Times New Roman" w:hAnsi="Times New Roman" w:cs="Times New Roman"/>
@@ -3408,7 +3392,7 @@
         <w:tc>
           <w:tcPr>
             <w:tcW w:w="0" w:type="auto"/>
-            <w:shd w:val="clear"/>
+            <w:shd w:val="clear" w:color="auto" w:fill="auto"/>
             <w:vAlign w:val="center"/>
           </w:tcPr>
           <w:p>
@@ -3417,6 +3401,7 @@
               <w:keepLines w:val="0"/>
               <w:widowControl/>
               <w:suppressLineNumbers w:val="0"/>
+              <w:spacing w:line="360" w:lineRule="auto"/>
               <w:jc w:val="center"/>
               <w:rPr>
                 <w:rFonts w:hint="default" w:ascii="Times New Roman" w:hAnsi="Times New Roman" w:cs="Times New Roman"/>
@@ -3449,7 +3434,7 @@
             <w:insideH w:val="none" w:color="auto" w:sz="0" w:space="0"/>
             <w:insideV w:val="none" w:color="auto" w:sz="0" w:space="0"/>
           </w:tblBorders>
-          <w:shd w:val="clear"/>
+          <w:shd w:val="clear" w:color="auto" w:fill="auto"/>
           <w:tblCellMar>
             <w:top w:w="15" w:type="dxa"/>
             <w:left w:w="15" w:type="dxa"/>
@@ -3463,7 +3448,7 @@
         <w:tc>
           <w:tcPr>
             <w:tcW w:w="0" w:type="auto"/>
-            <w:shd w:val="clear"/>
+            <w:shd w:val="clear" w:color="auto" w:fill="auto"/>
             <w:vAlign w:val="center"/>
           </w:tcPr>
           <w:p>
@@ -3472,6 +3457,7 @@
               <w:keepLines w:val="0"/>
               <w:widowControl/>
               <w:suppressLineNumbers w:val="0"/>
+              <w:spacing w:line="360" w:lineRule="auto"/>
               <w:jc w:val="left"/>
               <w:rPr>
                 <w:rFonts w:hint="default" w:ascii="Times New Roman" w:hAnsi="Times New Roman" w:cs="Times New Roman"/>
@@ -3492,7 +3478,7 @@
         <w:tc>
           <w:tcPr>
             <w:tcW w:w="0" w:type="auto"/>
-            <w:shd w:val="clear"/>
+            <w:shd w:val="clear" w:color="auto" w:fill="auto"/>
             <w:vAlign w:val="center"/>
           </w:tcPr>
           <w:p>
@@ -3501,6 +3487,7 @@
               <w:keepLines w:val="0"/>
               <w:widowControl/>
               <w:suppressLineNumbers w:val="0"/>
+              <w:spacing w:line="360" w:lineRule="auto"/>
               <w:jc w:val="left"/>
               <w:rPr>
                 <w:rFonts w:hint="default" w:ascii="Times New Roman" w:hAnsi="Times New Roman" w:cs="Times New Roman"/>
@@ -3529,7 +3516,7 @@
             <w:insideH w:val="none" w:color="auto" w:sz="0" w:space="0"/>
             <w:insideV w:val="none" w:color="auto" w:sz="0" w:space="0"/>
           </w:tblBorders>
-          <w:shd w:val="clear"/>
+          <w:shd w:val="clear" w:color="auto" w:fill="auto"/>
           <w:tblCellMar>
             <w:top w:w="15" w:type="dxa"/>
             <w:left w:w="15" w:type="dxa"/>
@@ -3543,7 +3530,7 @@
         <w:tc>
           <w:tcPr>
             <w:tcW w:w="0" w:type="auto"/>
-            <w:shd w:val="clear"/>
+            <w:shd w:val="clear" w:color="auto" w:fill="auto"/>
             <w:vAlign w:val="center"/>
           </w:tcPr>
           <w:p>
@@ -3552,6 +3539,7 @@
               <w:keepLines w:val="0"/>
               <w:widowControl/>
               <w:suppressLineNumbers w:val="0"/>
+              <w:spacing w:line="360" w:lineRule="auto"/>
               <w:jc w:val="left"/>
               <w:rPr>
                 <w:rFonts w:hint="default" w:ascii="Times New Roman" w:hAnsi="Times New Roman" w:cs="Times New Roman"/>
@@ -3572,7 +3560,7 @@
         <w:tc>
           <w:tcPr>
             <w:tcW w:w="0" w:type="auto"/>
-            <w:shd w:val="clear"/>
+            <w:shd w:val="clear" w:color="auto" w:fill="auto"/>
             <w:vAlign w:val="center"/>
           </w:tcPr>
           <w:p>
@@ -3581,6 +3569,7 @@
               <w:keepLines w:val="0"/>
               <w:widowControl/>
               <w:suppressLineNumbers w:val="0"/>
+              <w:spacing w:line="360" w:lineRule="auto"/>
               <w:jc w:val="left"/>
               <w:rPr>
                 <w:rFonts w:hint="default" w:ascii="Times New Roman" w:hAnsi="Times New Roman" w:cs="Times New Roman"/>
@@ -3609,7 +3598,7 @@
             <w:insideH w:val="none" w:color="auto" w:sz="0" w:space="0"/>
             <w:insideV w:val="none" w:color="auto" w:sz="0" w:space="0"/>
           </w:tblBorders>
-          <w:shd w:val="clear"/>
+          <w:shd w:val="clear" w:color="auto" w:fill="auto"/>
           <w:tblCellMar>
             <w:top w:w="15" w:type="dxa"/>
             <w:left w:w="15" w:type="dxa"/>
@@ -3623,7 +3612,7 @@
         <w:tc>
           <w:tcPr>
             <w:tcW w:w="0" w:type="auto"/>
-            <w:shd w:val="clear"/>
+            <w:shd w:val="clear" w:color="auto" w:fill="auto"/>
             <w:vAlign w:val="center"/>
           </w:tcPr>
           <w:p>
@@ -3632,6 +3621,7 @@
               <w:keepLines w:val="0"/>
               <w:widowControl/>
               <w:suppressLineNumbers w:val="0"/>
+              <w:spacing w:line="360" w:lineRule="auto"/>
               <w:jc w:val="left"/>
               <w:rPr>
                 <w:rFonts w:hint="default" w:ascii="Times New Roman" w:hAnsi="Times New Roman" w:cs="Times New Roman"/>
@@ -3652,7 +3642,7 @@
         <w:tc>
           <w:tcPr>
             <w:tcW w:w="0" w:type="auto"/>
-            <w:shd w:val="clear"/>
+            <w:shd w:val="clear" w:color="auto" w:fill="auto"/>
             <w:vAlign w:val="center"/>
           </w:tcPr>
           <w:p>
@@ -3661,6 +3651,7 @@
               <w:keepLines w:val="0"/>
               <w:widowControl/>
               <w:suppressLineNumbers w:val="0"/>
+              <w:spacing w:line="360" w:lineRule="auto"/>
               <w:jc w:val="left"/>
               <w:rPr>
                 <w:rFonts w:hint="default" w:ascii="Times New Roman" w:hAnsi="Times New Roman" w:cs="Times New Roman"/>
@@ -3687,6 +3678,7 @@
         <w:keepLines w:val="0"/>
         <w:widowControl/>
         <w:suppressLineNumbers w:val="0"/>
+        <w:spacing w:line="360" w:lineRule="auto"/>
         <w:rPr>
           <w:rFonts w:hint="default" w:ascii="Times New Roman" w:hAnsi="Times New Roman" w:cs="Times New Roman"/>
           <w:sz w:val="30"/>
@@ -3709,6 +3701,7 @@
         <w:keepLines w:val="0"/>
         <w:widowControl/>
         <w:suppressLineNumbers w:val="0"/>
+        <w:spacing w:line="360" w:lineRule="auto"/>
         <w:rPr>
           <w:rFonts w:hint="default" w:ascii="Times New Roman" w:hAnsi="Times New Roman" w:cs="Times New Roman"/>
         </w:rPr>
@@ -3727,7 +3720,7 @@
         <w:keepLines w:val="0"/>
         <w:widowControl/>
         <w:suppressLineNumbers w:val="0"/>
-        <w:spacing w:before="0" w:beforeAutospacing="1" w:after="0" w:afterAutospacing="1"/>
+        <w:spacing w:before="0" w:beforeAutospacing="1" w:after="0" w:afterAutospacing="1" w:line="360" w:lineRule="auto"/>
         <w:ind w:left="0" w:right="0"/>
         <w:rPr>
           <w:rFonts w:hint="default" w:ascii="Times New Roman" w:hAnsi="Times New Roman" w:cs="Times New Roman"/>
@@ -3747,7 +3740,7 @@
         <w:keepLines w:val="0"/>
         <w:widowControl/>
         <w:suppressLineNumbers w:val="0"/>
-        <w:spacing w:before="0" w:beforeAutospacing="1" w:after="0" w:afterAutospacing="1"/>
+        <w:spacing w:before="0" w:beforeAutospacing="1" w:after="0" w:afterAutospacing="1" w:line="360" w:lineRule="auto"/>
         <w:ind w:left="0" w:right="0"/>
         <w:rPr>
           <w:rFonts w:hint="default" w:ascii="Times New Roman" w:hAnsi="Times New Roman" w:cs="Times New Roman"/>
@@ -3774,7 +3767,7 @@
         <w:keepLines w:val="0"/>
         <w:widowControl/>
         <w:suppressLineNumbers w:val="0"/>
-        <w:spacing w:before="0" w:beforeAutospacing="1" w:after="0" w:afterAutospacing="1"/>
+        <w:spacing w:before="0" w:beforeAutospacing="1" w:after="0" w:afterAutospacing="1" w:line="360" w:lineRule="auto"/>
         <w:ind w:left="0" w:right="0"/>
         <w:rPr>
           <w:rFonts w:hint="default" w:ascii="Times New Roman" w:hAnsi="Times New Roman" w:cs="Times New Roman"/>
@@ -3801,7 +3794,7 @@
         <w:keepLines w:val="0"/>
         <w:widowControl/>
         <w:suppressLineNumbers w:val="0"/>
-        <w:spacing w:before="0" w:beforeAutospacing="1" w:after="0" w:afterAutospacing="1"/>
+        <w:spacing w:before="0" w:beforeAutospacing="1" w:after="0" w:afterAutospacing="1" w:line="360" w:lineRule="auto"/>
         <w:ind w:left="0" w:right="0"/>
         <w:rPr>
           <w:rFonts w:hint="default" w:ascii="Times New Roman" w:hAnsi="Times New Roman" w:cs="Times New Roman"/>
@@ -3827,6 +3820,8 @@
         <w:keepLines w:val="0"/>
         <w:widowControl/>
         <w:suppressLineNumbers w:val="0"/>
+        <w:spacing w:line="360" w:lineRule="auto"/>
+        <w:jc w:val="center"/>
         <w:rPr>
           <w:rFonts w:hint="default" w:ascii="Times New Roman" w:hAnsi="Times New Roman" w:cs="Times New Roman"/>
         </w:rPr>
@@ -3837,7 +3832,7 @@
         </w:rPr>
         <w:drawing>
           <wp:inline distT="0" distB="0" distL="114300" distR="114300">
-            <wp:extent cx="5266690" cy="2633345"/>
+            <wp:extent cx="4072890" cy="2036445"/>
             <wp:effectExtent l="0" t="0" r="0" b="0"/>
             <wp:docPr id="8" name="Image 16"/>
             <wp:cNvGraphicFramePr>
@@ -3861,7 +3856,7 @@
                   <pic:spPr>
                     <a:xfrm>
                       <a:off x="0" y="0"/>
-                      <a:ext cx="5266690" cy="2633345"/>
+                      <a:ext cx="4072890" cy="2036445"/>
                     </a:xfrm>
                     <a:prstGeom prst="rect">
                       <a:avLst/>
@@ -3885,6 +3880,7 @@
         <w:keepLines w:val="0"/>
         <w:widowControl/>
         <w:suppressLineNumbers w:val="0"/>
+        <w:spacing w:line="360" w:lineRule="auto"/>
         <w:rPr>
           <w:rFonts w:hint="default" w:ascii="Times New Roman" w:hAnsi="Times New Roman" w:cs="Times New Roman"/>
         </w:rPr>
@@ -3903,7 +3899,7 @@
         <w:keepLines w:val="0"/>
         <w:widowControl/>
         <w:suppressLineNumbers w:val="0"/>
-        <w:spacing w:before="0" w:beforeAutospacing="1" w:after="0" w:afterAutospacing="1"/>
+        <w:spacing w:before="0" w:beforeAutospacing="1" w:after="0" w:afterAutospacing="1" w:line="360" w:lineRule="auto"/>
         <w:ind w:left="0" w:right="0"/>
         <w:rPr>
           <w:rFonts w:hint="default" w:ascii="Times New Roman" w:hAnsi="Times New Roman" w:cs="Times New Roman"/>
@@ -3923,7 +3919,7 @@
         <w:keepLines w:val="0"/>
         <w:widowControl/>
         <w:suppressLineNumbers w:val="0"/>
-        <w:spacing w:before="0" w:beforeAutospacing="1" w:after="0" w:afterAutospacing="1"/>
+        <w:spacing w:before="0" w:beforeAutospacing="1" w:after="0" w:afterAutospacing="1" w:line="360" w:lineRule="auto"/>
         <w:ind w:left="0" w:right="0"/>
         <w:rPr>
           <w:rFonts w:hint="default" w:ascii="Times New Roman" w:hAnsi="Times New Roman" w:cs="Times New Roman"/>
@@ -3950,7 +3946,7 @@
         <w:keepLines w:val="0"/>
         <w:widowControl/>
         <w:suppressLineNumbers w:val="0"/>
-        <w:spacing w:before="0" w:beforeAutospacing="1" w:after="0" w:afterAutospacing="1"/>
+        <w:spacing w:before="0" w:beforeAutospacing="1" w:after="0" w:afterAutospacing="1" w:line="360" w:lineRule="auto"/>
         <w:ind w:left="0" w:right="0"/>
         <w:rPr>
           <w:rFonts w:hint="default" w:ascii="Times New Roman" w:hAnsi="Times New Roman" w:cs="Times New Roman"/>
@@ -3977,7 +3973,7 @@
         <w:keepLines w:val="0"/>
         <w:widowControl/>
         <w:suppressLineNumbers w:val="0"/>
-        <w:spacing w:before="0" w:beforeAutospacing="1" w:after="0" w:afterAutospacing="1"/>
+        <w:spacing w:before="0" w:beforeAutospacing="1" w:after="0" w:afterAutospacing="1" w:line="360" w:lineRule="auto"/>
         <w:ind w:left="0" w:right="0"/>
         <w:rPr>
           <w:rFonts w:hint="default" w:ascii="Times New Roman" w:hAnsi="Times New Roman" w:cs="Times New Roman"/>
@@ -4004,7 +4000,7 @@
         <w:keepLines w:val="0"/>
         <w:widowControl/>
         <w:suppressLineNumbers w:val="0"/>
-        <w:spacing w:before="0" w:beforeAutospacing="1" w:after="0" w:afterAutospacing="1"/>
+        <w:spacing w:before="0" w:beforeAutospacing="1" w:after="0" w:afterAutospacing="1" w:line="360" w:lineRule="auto"/>
         <w:ind w:left="0" w:right="0"/>
         <w:rPr>
           <w:rFonts w:hint="default" w:ascii="Times New Roman" w:hAnsi="Times New Roman" w:cs="Times New Roman"/>
@@ -4030,6 +4026,8 @@
         <w:keepLines w:val="0"/>
         <w:widowControl/>
         <w:suppressLineNumbers w:val="0"/>
+        <w:spacing w:line="360" w:lineRule="auto"/>
+        <w:jc w:val="center"/>
         <w:rPr>
           <w:rFonts w:hint="default" w:ascii="Times New Roman" w:hAnsi="Times New Roman" w:cs="Times New Roman"/>
         </w:rPr>
@@ -4088,6 +4086,7 @@
         <w:keepLines w:val="0"/>
         <w:widowControl/>
         <w:suppressLineNumbers w:val="0"/>
+        <w:spacing w:line="360" w:lineRule="auto"/>
         <w:rPr>
           <w:rFonts w:hint="default" w:ascii="Times New Roman" w:hAnsi="Times New Roman" w:cs="Times New Roman"/>
         </w:rPr>
@@ -4106,7 +4105,7 @@
         <w:keepLines w:val="0"/>
         <w:widowControl/>
         <w:suppressLineNumbers w:val="0"/>
-        <w:spacing w:before="0" w:beforeAutospacing="1" w:after="0" w:afterAutospacing="1"/>
+        <w:spacing w:before="0" w:beforeAutospacing="1" w:after="0" w:afterAutospacing="1" w:line="360" w:lineRule="auto"/>
         <w:ind w:left="0" w:right="0"/>
         <w:rPr>
           <w:rFonts w:hint="default" w:ascii="Times New Roman" w:hAnsi="Times New Roman" w:cs="Times New Roman"/>
@@ -4126,7 +4125,7 @@
         <w:keepLines w:val="0"/>
         <w:widowControl/>
         <w:suppressLineNumbers w:val="0"/>
-        <w:spacing w:before="0" w:beforeAutospacing="1" w:after="0" w:afterAutospacing="1"/>
+        <w:spacing w:before="0" w:beforeAutospacing="1" w:after="0" w:afterAutospacing="1" w:line="360" w:lineRule="auto"/>
         <w:ind w:left="0" w:right="0"/>
         <w:rPr>
           <w:rFonts w:hint="default" w:ascii="Times New Roman" w:hAnsi="Times New Roman" w:cs="Times New Roman"/>
@@ -4153,7 +4152,7 @@
         <w:keepLines w:val="0"/>
         <w:widowControl/>
         <w:suppressLineNumbers w:val="0"/>
-        <w:spacing w:before="0" w:beforeAutospacing="1" w:after="0" w:afterAutospacing="1"/>
+        <w:spacing w:before="0" w:beforeAutospacing="1" w:after="0" w:afterAutospacing="1" w:line="360" w:lineRule="auto"/>
         <w:ind w:left="0" w:right="0"/>
         <w:rPr>
           <w:rFonts w:hint="default" w:ascii="Times New Roman" w:hAnsi="Times New Roman" w:cs="Times New Roman"/>
@@ -4180,7 +4179,7 @@
         <w:keepLines w:val="0"/>
         <w:widowControl/>
         <w:suppressLineNumbers w:val="0"/>
-        <w:spacing w:before="0" w:beforeAutospacing="1" w:after="0" w:afterAutospacing="1"/>
+        <w:spacing w:before="0" w:beforeAutospacing="1" w:after="0" w:afterAutospacing="1" w:line="360" w:lineRule="auto"/>
         <w:ind w:left="0" w:right="0"/>
         <w:rPr>
           <w:rFonts w:hint="default" w:ascii="Times New Roman" w:hAnsi="Times New Roman" w:cs="Times New Roman"/>
@@ -4207,7 +4206,7 @@
         <w:keepLines w:val="0"/>
         <w:widowControl/>
         <w:suppressLineNumbers w:val="0"/>
-        <w:spacing w:before="0" w:beforeAutospacing="1" w:after="0" w:afterAutospacing="1"/>
+        <w:spacing w:before="0" w:beforeAutospacing="1" w:after="0" w:afterAutospacing="1" w:line="360" w:lineRule="auto"/>
         <w:ind w:left="0" w:right="0"/>
         <w:rPr>
           <w:rFonts w:hint="default" w:ascii="Times New Roman" w:hAnsi="Times New Roman" w:cs="Times New Roman"/>
@@ -4289,6 +4288,7 @@
         <w:keepLines w:val="0"/>
         <w:widowControl/>
         <w:suppressLineNumbers w:val="0"/>
+        <w:spacing w:line="360" w:lineRule="auto"/>
         <w:rPr>
           <w:rFonts w:hint="default" w:ascii="Times New Roman" w:hAnsi="Times New Roman" w:cs="Times New Roman"/>
         </w:rPr>
@@ -4307,7 +4307,7 @@
         <w:keepLines w:val="0"/>
         <w:widowControl/>
         <w:suppressLineNumbers w:val="0"/>
-        <w:spacing w:before="0" w:beforeAutospacing="1" w:after="0" w:afterAutospacing="1"/>
+        <w:spacing w:before="0" w:beforeAutospacing="1" w:after="0" w:afterAutospacing="1" w:line="360" w:lineRule="auto"/>
         <w:ind w:left="0" w:right="0"/>
         <w:rPr>
           <w:rFonts w:hint="default" w:ascii="Times New Roman" w:hAnsi="Times New Roman" w:cs="Times New Roman"/>
@@ -4327,7 +4327,7 @@
         <w:keepLines w:val="0"/>
         <w:widowControl/>
         <w:suppressLineNumbers w:val="0"/>
-        <w:spacing w:before="0" w:beforeAutospacing="1" w:after="0" w:afterAutospacing="1"/>
+        <w:spacing w:before="0" w:beforeAutospacing="1" w:after="0" w:afterAutospacing="1" w:line="360" w:lineRule="auto"/>
         <w:ind w:left="0" w:right="0"/>
         <w:rPr>
           <w:rFonts w:hint="default" w:ascii="Times New Roman" w:hAnsi="Times New Roman" w:cs="Times New Roman"/>
@@ -4354,7 +4354,7 @@
         <w:keepLines w:val="0"/>
         <w:widowControl/>
         <w:suppressLineNumbers w:val="0"/>
-        <w:spacing w:before="0" w:beforeAutospacing="1" w:after="0" w:afterAutospacing="1"/>
+        <w:spacing w:before="0" w:beforeAutospacing="1" w:after="0" w:afterAutospacing="1" w:line="360" w:lineRule="auto"/>
         <w:ind w:left="0" w:right="0"/>
         <w:rPr>
           <w:rFonts w:hint="default" w:ascii="Times New Roman" w:hAnsi="Times New Roman" w:cs="Times New Roman"/>
@@ -4381,7 +4381,7 @@
         <w:keepLines w:val="0"/>
         <w:widowControl/>
         <w:suppressLineNumbers w:val="0"/>
-        <w:spacing w:before="0" w:beforeAutospacing="1" w:after="0" w:afterAutospacing="1"/>
+        <w:spacing w:before="0" w:beforeAutospacing="1" w:after="0" w:afterAutospacing="1" w:line="360" w:lineRule="auto"/>
         <w:ind w:left="0" w:right="0"/>
         <w:rPr>
           <w:rFonts w:hint="default" w:ascii="Times New Roman" w:hAnsi="Times New Roman" w:cs="Times New Roman"/>
@@ -4408,7 +4408,7 @@
         <w:keepLines w:val="0"/>
         <w:widowControl/>
         <w:suppressLineNumbers w:val="0"/>
-        <w:spacing w:before="0" w:beforeAutospacing="1" w:after="0" w:afterAutospacing="1"/>
+        <w:spacing w:before="0" w:beforeAutospacing="1" w:after="0" w:afterAutospacing="1" w:line="360" w:lineRule="auto"/>
         <w:ind w:left="0" w:right="0"/>
         <w:rPr>
           <w:rFonts w:hint="default" w:ascii="Times New Roman" w:hAnsi="Times New Roman" w:cs="Times New Roman"/>
@@ -4435,7 +4435,7 @@
         <w:keepLines w:val="0"/>
         <w:widowControl/>
         <w:suppressLineNumbers w:val="0"/>
-        <w:spacing w:before="0" w:beforeAutospacing="1" w:after="0" w:afterAutospacing="1"/>
+        <w:spacing w:before="0" w:beforeAutospacing="1" w:after="0" w:afterAutospacing="1" w:line="360" w:lineRule="auto"/>
         <w:ind w:left="0" w:right="0"/>
         <w:rPr>
           <w:rFonts w:hint="default" w:ascii="Times New Roman" w:hAnsi="Times New Roman" w:cs="Times New Roman"/>
@@ -4495,6 +4495,7 @@
         <w:keepLines w:val="0"/>
         <w:widowControl/>
         <w:suppressLineNumbers w:val="0"/>
+        <w:spacing w:line="360" w:lineRule="auto"/>
         <w:rPr>
           <w:rFonts w:hint="default" w:ascii="Times New Roman" w:hAnsi="Times New Roman" w:cs="Times New Roman"/>
         </w:rPr>
@@ -4513,7 +4514,7 @@
         <w:keepLines w:val="0"/>
         <w:widowControl/>
         <w:suppressLineNumbers w:val="0"/>
-        <w:spacing w:before="0" w:beforeAutospacing="1" w:after="0" w:afterAutospacing="1"/>
+        <w:spacing w:before="0" w:beforeAutospacing="1" w:after="0" w:afterAutospacing="1" w:line="360" w:lineRule="auto"/>
         <w:ind w:left="0" w:right="0"/>
         <w:rPr>
           <w:rFonts w:hint="default" w:ascii="Times New Roman" w:hAnsi="Times New Roman" w:cs="Times New Roman"/>
@@ -4533,7 +4534,7 @@
         <w:keepLines w:val="0"/>
         <w:widowControl/>
         <w:suppressLineNumbers w:val="0"/>
-        <w:spacing w:before="0" w:beforeAutospacing="1" w:after="0" w:afterAutospacing="1"/>
+        <w:spacing w:before="0" w:beforeAutospacing="1" w:after="0" w:afterAutospacing="1" w:line="360" w:lineRule="auto"/>
         <w:ind w:left="0" w:right="0"/>
         <w:rPr>
           <w:rFonts w:hint="default" w:ascii="Times New Roman" w:hAnsi="Times New Roman" w:cs="Times New Roman"/>
@@ -4560,7 +4561,7 @@
         <w:keepLines w:val="0"/>
         <w:widowControl/>
         <w:suppressLineNumbers w:val="0"/>
-        <w:spacing w:before="0" w:beforeAutospacing="1" w:after="0" w:afterAutospacing="1"/>
+        <w:spacing w:before="0" w:beforeAutospacing="1" w:after="0" w:afterAutospacing="1" w:line="360" w:lineRule="auto"/>
         <w:ind w:left="0" w:right="0"/>
         <w:rPr>
           <w:rFonts w:hint="default" w:ascii="Times New Roman" w:hAnsi="Times New Roman" w:cs="Times New Roman"/>
@@ -4587,7 +4588,7 @@
         <w:keepLines w:val="0"/>
         <w:widowControl/>
         <w:suppressLineNumbers w:val="0"/>
-        <w:spacing w:before="0" w:beforeAutospacing="1" w:after="0" w:afterAutospacing="1"/>
+        <w:spacing w:before="0" w:beforeAutospacing="1" w:after="0" w:afterAutospacing="1" w:line="360" w:lineRule="auto"/>
         <w:ind w:left="0" w:right="0"/>
         <w:rPr>
           <w:rFonts w:hint="default" w:ascii="Times New Roman" w:hAnsi="Times New Roman" w:cs="Times New Roman"/>
@@ -4614,7 +4615,7 @@
         <w:keepLines w:val="0"/>
         <w:widowControl/>
         <w:suppressLineNumbers w:val="0"/>
-        <w:spacing w:before="0" w:beforeAutospacing="1" w:after="0" w:afterAutospacing="1"/>
+        <w:spacing w:before="0" w:beforeAutospacing="1" w:after="0" w:afterAutospacing="1" w:line="360" w:lineRule="auto"/>
         <w:ind w:left="0" w:right="0"/>
         <w:rPr>
           <w:rFonts w:hint="default" w:ascii="Times New Roman" w:hAnsi="Times New Roman" w:cs="Times New Roman"/>
@@ -4640,6 +4641,7 @@
         <w:keepLines w:val="0"/>
         <w:widowControl/>
         <w:suppressLineNumbers w:val="0"/>
+        <w:spacing w:line="360" w:lineRule="auto"/>
         <w:rPr>
           <w:rFonts w:hint="default" w:ascii="Times New Roman" w:hAnsi="Times New Roman" w:cs="Times New Roman"/>
         </w:rPr>
@@ -4698,6 +4700,7 @@
         <w:keepLines w:val="0"/>
         <w:widowControl/>
         <w:suppressLineNumbers w:val="0"/>
+        <w:spacing w:line="360" w:lineRule="auto"/>
         <w:rPr>
           <w:rFonts w:hint="default" w:ascii="Times New Roman" w:hAnsi="Times New Roman" w:cs="Times New Roman"/>
         </w:rPr>
@@ -4716,7 +4719,7 @@
         <w:keepLines w:val="0"/>
         <w:widowControl/>
         <w:suppressLineNumbers w:val="0"/>
-        <w:spacing w:before="0" w:beforeAutospacing="1" w:after="0" w:afterAutospacing="1"/>
+        <w:spacing w:before="0" w:beforeAutospacing="1" w:after="0" w:afterAutospacing="1" w:line="360" w:lineRule="auto"/>
         <w:ind w:left="0" w:right="0"/>
         <w:rPr>
           <w:rFonts w:hint="default" w:ascii="Times New Roman" w:hAnsi="Times New Roman" w:cs="Times New Roman"/>
@@ -4736,7 +4739,7 @@
         <w:keepLines w:val="0"/>
         <w:widowControl/>
         <w:suppressLineNumbers w:val="0"/>
-        <w:spacing w:before="0" w:beforeAutospacing="1" w:after="0" w:afterAutospacing="1"/>
+        <w:spacing w:before="0" w:beforeAutospacing="1" w:after="0" w:afterAutospacing="1" w:line="360" w:lineRule="auto"/>
         <w:ind w:left="0" w:right="0"/>
         <w:rPr>
           <w:rFonts w:hint="default" w:ascii="Times New Roman" w:hAnsi="Times New Roman" w:cs="Times New Roman"/>
@@ -4763,7 +4766,7 @@
         <w:keepLines w:val="0"/>
         <w:widowControl/>
         <w:suppressLineNumbers w:val="0"/>
-        <w:spacing w:before="0" w:beforeAutospacing="1" w:after="0" w:afterAutospacing="1"/>
+        <w:spacing w:before="0" w:beforeAutospacing="1" w:after="0" w:afterAutospacing="1" w:line="360" w:lineRule="auto"/>
         <w:ind w:left="0" w:right="0"/>
         <w:rPr>
           <w:rFonts w:hint="default" w:ascii="Times New Roman" w:hAnsi="Times New Roman" w:cs="Times New Roman"/>
@@ -4790,7 +4793,7 @@
         <w:keepLines w:val="0"/>
         <w:widowControl/>
         <w:suppressLineNumbers w:val="0"/>
-        <w:spacing w:before="0" w:beforeAutospacing="1" w:after="0" w:afterAutospacing="1"/>
+        <w:spacing w:before="0" w:beforeAutospacing="1" w:after="0" w:afterAutospacing="1" w:line="360" w:lineRule="auto"/>
         <w:ind w:left="0" w:right="0"/>
         <w:rPr>
           <w:rFonts w:hint="default" w:ascii="Times New Roman" w:hAnsi="Times New Roman" w:cs="Times New Roman"/>
@@ -4817,7 +4820,7 @@
         <w:keepLines w:val="0"/>
         <w:widowControl/>
         <w:suppressLineNumbers w:val="0"/>
-        <w:spacing w:before="0" w:beforeAutospacing="1" w:after="0" w:afterAutospacing="1"/>
+        <w:spacing w:before="0" w:beforeAutospacing="1" w:after="0" w:afterAutospacing="1" w:line="360" w:lineRule="auto"/>
         <w:ind w:left="0" w:right="0"/>
         <w:rPr>
           <w:rFonts w:hint="default" w:ascii="Times New Roman" w:hAnsi="Times New Roman" w:cs="Times New Roman"/>
@@ -4844,7 +4847,7 @@
         <w:keepLines w:val="0"/>
         <w:widowControl/>
         <w:suppressLineNumbers w:val="0"/>
-        <w:spacing w:before="0" w:beforeAutospacing="1" w:after="0" w:afterAutospacing="1"/>
+        <w:spacing w:before="0" w:beforeAutospacing="1" w:after="0" w:afterAutospacing="1" w:line="360" w:lineRule="auto"/>
         <w:ind w:left="0" w:right="0"/>
         <w:rPr>
           <w:rFonts w:hint="default" w:ascii="Times New Roman" w:hAnsi="Times New Roman" w:cs="Times New Roman"/>
@@ -4904,6 +4907,7 @@
         <w:keepLines w:val="0"/>
         <w:widowControl/>
         <w:suppressLineNumbers w:val="0"/>
+        <w:spacing w:line="360" w:lineRule="auto"/>
         <w:rPr>
           <w:rFonts w:hint="default" w:ascii="Times New Roman" w:hAnsi="Times New Roman" w:cs="Times New Roman"/>
         </w:rPr>
@@ -4924,6 +4928,7 @@
         <w:keepLines w:val="0"/>
         <w:widowControl/>
         <w:suppressLineNumbers w:val="0"/>
+        <w:spacing w:line="360" w:lineRule="auto"/>
         <w:rPr>
           <w:rFonts w:hint="default" w:ascii="Times New Roman" w:hAnsi="Times New Roman" w:cs="Times New Roman"/>
         </w:rPr>
@@ -4942,7 +4947,7 @@
         <w:keepLines w:val="0"/>
         <w:widowControl/>
         <w:suppressLineNumbers w:val="0"/>
-        <w:spacing w:before="0" w:beforeAutospacing="1" w:after="0" w:afterAutospacing="1"/>
+        <w:spacing w:before="0" w:beforeAutospacing="1" w:after="0" w:afterAutospacing="1" w:line="360" w:lineRule="auto"/>
         <w:ind w:left="0" w:right="0"/>
         <w:rPr>
           <w:rFonts w:hint="default" w:ascii="Times New Roman" w:hAnsi="Times New Roman" w:cs="Times New Roman"/>
@@ -4962,7 +4967,7 @@
         <w:keepLines w:val="0"/>
         <w:widowControl/>
         <w:suppressLineNumbers w:val="0"/>
-        <w:spacing w:before="0" w:beforeAutospacing="1" w:after="0" w:afterAutospacing="1"/>
+        <w:spacing w:before="0" w:beforeAutospacing="1" w:after="0" w:afterAutospacing="1" w:line="360" w:lineRule="auto"/>
         <w:ind w:left="0" w:right="0"/>
         <w:rPr>
           <w:rFonts w:hint="default" w:ascii="Times New Roman" w:hAnsi="Times New Roman" w:cs="Times New Roman"/>
@@ -4989,7 +4994,7 @@
         <w:keepLines w:val="0"/>
         <w:widowControl/>
         <w:suppressLineNumbers w:val="0"/>
-        <w:spacing w:before="0" w:beforeAutospacing="1" w:after="0" w:afterAutospacing="1"/>
+        <w:spacing w:before="0" w:beforeAutospacing="1" w:after="0" w:afterAutospacing="1" w:line="360" w:lineRule="auto"/>
         <w:ind w:left="0" w:right="0"/>
         <w:rPr>
           <w:rFonts w:hint="default" w:ascii="Times New Roman" w:hAnsi="Times New Roman" w:cs="Times New Roman"/>
@@ -5009,7 +5014,7 @@
         <w:keepLines w:val="0"/>
         <w:widowControl/>
         <w:suppressLineNumbers w:val="0"/>
-        <w:spacing w:before="0" w:beforeAutospacing="1" w:after="0" w:afterAutospacing="1"/>
+        <w:spacing w:before="0" w:beforeAutospacing="1" w:after="0" w:afterAutospacing="1" w:line="360" w:lineRule="auto"/>
         <w:ind w:left="0" w:right="0"/>
         <w:rPr>
           <w:rFonts w:hint="default" w:ascii="Times New Roman" w:hAnsi="Times New Roman" w:cs="Times New Roman"/>
@@ -5029,6 +5034,7 @@
         <w:keepLines w:val="0"/>
         <w:widowControl/>
         <w:suppressLineNumbers w:val="0"/>
+        <w:spacing w:line="360" w:lineRule="auto"/>
         <w:rPr>
           <w:rFonts w:hint="default" w:ascii="Times New Roman" w:hAnsi="Times New Roman" w:cs="Times New Roman"/>
         </w:rPr>
@@ -5047,7 +5053,7 @@
         <w:keepLines w:val="0"/>
         <w:widowControl/>
         <w:suppressLineNumbers w:val="0"/>
-        <w:spacing w:before="0" w:beforeAutospacing="1" w:after="0" w:afterAutospacing="1"/>
+        <w:spacing w:before="0" w:beforeAutospacing="1" w:after="0" w:afterAutospacing="1" w:line="360" w:lineRule="auto"/>
         <w:ind w:left="0" w:right="0"/>
         <w:rPr>
           <w:rFonts w:hint="default" w:ascii="Times New Roman" w:hAnsi="Times New Roman" w:cs="Times New Roman"/>
@@ -5067,6 +5073,7 @@
         <w:keepLines w:val="0"/>
         <w:widowControl/>
         <w:suppressLineNumbers w:val="0"/>
+        <w:spacing w:line="360" w:lineRule="auto"/>
         <w:rPr>
           <w:rFonts w:hint="default" w:ascii="Times New Roman" w:hAnsi="Times New Roman" w:cs="Times New Roman"/>
         </w:rPr>
@@ -5085,7 +5092,7 @@
         <w:keepLines w:val="0"/>
         <w:widowControl/>
         <w:suppressLineNumbers w:val="0"/>
-        <w:spacing w:before="0" w:beforeAutospacing="1" w:after="0" w:afterAutospacing="1"/>
+        <w:spacing w:before="0" w:beforeAutospacing="1" w:after="0" w:afterAutospacing="1" w:line="360" w:lineRule="auto"/>
         <w:ind w:left="0" w:right="0"/>
         <w:rPr>
           <w:rFonts w:hint="default" w:ascii="Times New Roman" w:hAnsi="Times New Roman" w:cs="Times New Roman"/>
@@ -5102,8 +5109,14 @@
       <w:pPr>
         <w:spacing w:line="360" w:lineRule="auto"/>
         <w:jc w:val="center"/>
-      </w:pPr>
-      <w:r>
+        <w:rPr>
+          <w:rFonts w:hint="default" w:ascii="Times New Roman" w:hAnsi="Times New Roman" w:cs="Times New Roman"/>
+        </w:rPr>
+      </w:pPr>
+      <w:r>
+        <w:rPr>
+          <w:rFonts w:hint="default" w:ascii="Times New Roman" w:hAnsi="Times New Roman" w:cs="Times New Roman"/>
+        </w:rPr>
         <w:drawing>
           <wp:inline distT="0" distB="0" distL="114300" distR="114300">
             <wp:extent cx="5266690" cy="4491355"/>
@@ -5149,98 +5162,10 @@
     </w:p>
     <w:p>
       <w:pPr>
-        <w:pStyle w:val="9"/>
-        <w:keepNext w:val="0"/>
-        <w:keepLines w:val="0"/>
-        <w:widowControl/>
-        <w:suppressLineNumbers w:val="0"/>
-        <w:spacing w:before="0" w:beforeAutospacing="1" w:after="0" w:afterAutospacing="1"/>
-        <w:ind w:left="0" w:right="0"/>
-      </w:pPr>
-      <w:r>
-        <w:t>Le schéma illustre les 3 étapes du TCL :</w:t>
-      </w:r>
-    </w:p>
-    <w:p>
-      <w:pPr>
-        <w:pStyle w:val="9"/>
-        <w:keepNext w:val="0"/>
-        <w:keepLines w:val="0"/>
-        <w:widowControl/>
-        <w:suppressLineNumbers w:val="0"/>
-        <w:spacing w:before="0" w:beforeAutospacing="1" w:after="0" w:afterAutospacing="1"/>
-        <w:ind w:left="0" w:right="0"/>
-      </w:pPr>
-      <w:r>
-        <w:rPr>
-          <w:rStyle w:val="7"/>
-        </w:rPr>
-        <w:t>Étape 1</w:t>
-      </w:r>
-      <w:r>
-        <w:t xml:space="preserve"> — La distribution originale des dépenses de santé est asymétrique droite (non-normale) avec μ = 6.5% et σ = 3.2%.</w:t>
-      </w:r>
-    </w:p>
-    <w:p>
-      <w:pPr>
-        <w:pStyle w:val="9"/>
-        <w:keepNext w:val="0"/>
-        <w:keepLines w:val="0"/>
-        <w:widowControl/>
-        <w:suppressLineNumbers w:val="0"/>
-        <w:spacing w:before="0" w:beforeAutospacing="1" w:after="0" w:afterAutospacing="1"/>
-        <w:ind w:left="0" w:right="0"/>
-      </w:pPr>
-      <w:r>
-        <w:rPr>
-          <w:rStyle w:val="7"/>
-        </w:rPr>
-        <w:t>Étape 2</w:t>
-      </w:r>
-      <w:r>
-        <w:t xml:space="preserve"> — On tire 1000 échantillons de n = 30 pays chacun et on calcule la moyenne de chaque échantillon. L'erreur standard = σ/√n = 3.2/√30 ≈ 0.58% — les moyennes sont bien plus concentrées que les données brutes.</w:t>
-      </w:r>
-    </w:p>
-    <w:p>
-      <w:pPr>
-        <w:pStyle w:val="9"/>
-        <w:keepNext w:val="0"/>
-        <w:keepLines w:val="0"/>
-        <w:widowControl/>
-        <w:suppressLineNumbers w:val="0"/>
-        <w:spacing w:before="0" w:beforeAutospacing="1" w:after="0" w:afterAutospacing="1"/>
-        <w:ind w:left="0" w:right="0"/>
-      </w:pPr>
-      <w:r>
-        <w:rPr>
-          <w:rStyle w:val="7"/>
-        </w:rPr>
-        <w:t>Étape 3</w:t>
-      </w:r>
-      <w:r>
-        <w:t xml:space="preserve"> — Ces 1000 moyennes suivent une cloche parfaitement normale centrée sur μ = 6.5%, avec 95% des moyennes comprises entre 5.3% et 7.7%. C'est le TCL en action.</w:t>
-      </w:r>
-    </w:p>
-    <w:p>
-      <w:pPr>
-        <w:pStyle w:val="9"/>
-        <w:keepNext w:val="0"/>
-        <w:keepLines w:val="0"/>
-        <w:widowControl/>
-        <w:suppressLineNumbers w:val="0"/>
-        <w:spacing w:before="0" w:beforeAutospacing="1" w:after="0" w:afterAutospacing="1"/>
-        <w:ind w:left="0" w:right="0"/>
-      </w:pPr>
-      <w:r>
-        <w:t>La conclusion clé : peu importe la forme de la distribution d'origine, dès que n ≥ 30, on peut utiliser tous les outils de la loi normale — intervalles de confiance, tests Z et t, p-values — ce qui rend le TCL indispensable en pratique quotidienne de data analyst.</w:t>
-      </w:r>
-    </w:p>
-    <w:p>
-      <w:pPr>
         <w:spacing w:line="360" w:lineRule="auto"/>
         <w:jc w:val="center"/>
         <w:rPr>
-          <w:rFonts w:hint="default"/>
+          <w:rFonts w:hint="default" w:ascii="Times New Roman" w:hAnsi="Times New Roman" w:cs="Times New Roman"/>
         </w:rPr>
       </w:pPr>
     </w:p>
@@ -5249,11 +5174,1232 @@
         <w:spacing w:line="360" w:lineRule="auto"/>
         <w:jc w:val="center"/>
         <w:rPr>
-          <w:rFonts w:hint="default"/>
-        </w:rPr>
-      </w:pPr>
+          <w:rFonts w:hint="default" w:ascii="Times New Roman" w:hAnsi="Times New Roman" w:cs="Times New Roman"/>
+        </w:rPr>
+      </w:pPr>
+    </w:p>
+    <w:p>
+      <w:pPr>
+        <w:pStyle w:val="9"/>
+        <w:keepNext w:val="0"/>
+        <w:keepLines w:val="0"/>
+        <w:widowControl/>
+        <w:suppressLineNumbers w:val="0"/>
+        <w:spacing w:before="0" w:beforeAutospacing="1" w:after="0" w:afterAutospacing="1" w:line="360" w:lineRule="auto"/>
+        <w:ind w:left="0" w:right="0"/>
+        <w:rPr>
+          <w:rFonts w:hint="default" w:ascii="Times New Roman" w:hAnsi="Times New Roman" w:cs="Times New Roman"/>
+        </w:rPr>
+      </w:pPr>
+      <w:r>
+        <w:rPr>
+          <w:rFonts w:hint="default" w:ascii="Times New Roman" w:hAnsi="Times New Roman" w:cs="Times New Roman"/>
+        </w:rPr>
+        <w:t>Le schéma illustre les 3 étapes du TCL :</w:t>
+      </w:r>
+    </w:p>
+    <w:p>
+      <w:pPr>
+        <w:pStyle w:val="9"/>
+        <w:keepNext w:val="0"/>
+        <w:keepLines w:val="0"/>
+        <w:widowControl/>
+        <w:suppressLineNumbers w:val="0"/>
+        <w:spacing w:before="0" w:beforeAutospacing="1" w:after="0" w:afterAutospacing="1" w:line="360" w:lineRule="auto"/>
+        <w:ind w:left="0" w:right="0"/>
+        <w:rPr>
+          <w:rFonts w:hint="default" w:ascii="Times New Roman" w:hAnsi="Times New Roman" w:cs="Times New Roman"/>
+        </w:rPr>
+      </w:pPr>
+      <w:r>
+        <w:rPr>
+          <w:rStyle w:val="7"/>
+          <w:rFonts w:hint="default" w:ascii="Times New Roman" w:hAnsi="Times New Roman" w:cs="Times New Roman"/>
+        </w:rPr>
+        <w:t>Étape 1</w:t>
+      </w:r>
+      <w:r>
+        <w:rPr>
+          <w:rFonts w:hint="default" w:ascii="Times New Roman" w:hAnsi="Times New Roman" w:cs="Times New Roman"/>
+        </w:rPr>
+        <w:t xml:space="preserve"> — La distribution originale des dépenses de santé est asymétrique droite (non-normale) avec μ = 6.5% et σ = 3.2%.</w:t>
+      </w:r>
+    </w:p>
+    <w:p>
+      <w:pPr>
+        <w:pStyle w:val="9"/>
+        <w:keepNext w:val="0"/>
+        <w:keepLines w:val="0"/>
+        <w:widowControl/>
+        <w:suppressLineNumbers w:val="0"/>
+        <w:spacing w:before="0" w:beforeAutospacing="1" w:after="0" w:afterAutospacing="1" w:line="360" w:lineRule="auto"/>
+        <w:ind w:left="0" w:right="0"/>
+        <w:rPr>
+          <w:rFonts w:hint="default" w:ascii="Times New Roman" w:hAnsi="Times New Roman" w:cs="Times New Roman"/>
+        </w:rPr>
+      </w:pPr>
+      <w:r>
+        <w:rPr>
+          <w:rStyle w:val="7"/>
+          <w:rFonts w:hint="default" w:ascii="Times New Roman" w:hAnsi="Times New Roman" w:cs="Times New Roman"/>
+        </w:rPr>
+        <w:t>Étape 2</w:t>
+      </w:r>
+      <w:r>
+        <w:rPr>
+          <w:rFonts w:hint="default" w:ascii="Times New Roman" w:hAnsi="Times New Roman" w:cs="Times New Roman"/>
+        </w:rPr>
+        <w:t xml:space="preserve"> — On tire 1000 échantillons de n = 30 pays chacun et on calcule la moyenne de chaque échantillon. L'erreur standard = σ/√n = 3.2/√30 ≈ 0.58% — les moyennes sont bien plus concentrées que les données brutes.</w:t>
+      </w:r>
+    </w:p>
+    <w:p>
+      <w:pPr>
+        <w:pStyle w:val="9"/>
+        <w:keepNext w:val="0"/>
+        <w:keepLines w:val="0"/>
+        <w:widowControl/>
+        <w:suppressLineNumbers w:val="0"/>
+        <w:spacing w:before="0" w:beforeAutospacing="1" w:after="0" w:afterAutospacing="1" w:line="360" w:lineRule="auto"/>
+        <w:ind w:left="0" w:right="0"/>
+        <w:rPr>
+          <w:rFonts w:hint="default" w:ascii="Times New Roman" w:hAnsi="Times New Roman" w:cs="Times New Roman"/>
+        </w:rPr>
+      </w:pPr>
+      <w:r>
+        <w:rPr>
+          <w:rStyle w:val="7"/>
+          <w:rFonts w:hint="default" w:ascii="Times New Roman" w:hAnsi="Times New Roman" w:cs="Times New Roman"/>
+        </w:rPr>
+        <w:t>Étape 3</w:t>
+      </w:r>
+      <w:r>
+        <w:rPr>
+          <w:rFonts w:hint="default" w:ascii="Times New Roman" w:hAnsi="Times New Roman" w:cs="Times New Roman"/>
+        </w:rPr>
+        <w:t xml:space="preserve"> — Ces 1000 moyennes suivent une cloche parfaitement normale centrée sur μ = 6.5%, avec 95% des moyennes comprises entre 5.3% et 7.7%. C'est le TCL en action.</w:t>
+      </w:r>
+    </w:p>
+    <w:p>
+      <w:pPr>
+        <w:pStyle w:val="9"/>
+        <w:keepNext w:val="0"/>
+        <w:keepLines w:val="0"/>
+        <w:widowControl/>
+        <w:suppressLineNumbers w:val="0"/>
+        <w:spacing w:before="0" w:beforeAutospacing="1" w:after="0" w:afterAutospacing="1" w:line="360" w:lineRule="auto"/>
+        <w:ind w:left="0" w:right="0"/>
+        <w:rPr>
+          <w:rFonts w:hint="default" w:ascii="Times New Roman" w:hAnsi="Times New Roman" w:cs="Times New Roman"/>
+        </w:rPr>
+      </w:pPr>
+      <w:r>
+        <w:rPr>
+          <w:rFonts w:hint="default" w:ascii="Times New Roman" w:hAnsi="Times New Roman" w:cs="Times New Roman"/>
+        </w:rPr>
+        <w:t>La conclusion clé : peu importe la forme de la distribution d'origine, dès que n ≥ 30, on peut utiliser tous les outils de la loi normale — intervalles de confiance, tests Z et t, p-values — ce qui rend le TCL indispensable en pratique quotidienne de data analyst.</w:t>
+      </w:r>
+    </w:p>
+    <w:p>
+      <w:pPr>
+        <w:pStyle w:val="3"/>
+        <w:keepNext w:val="0"/>
+        <w:keepLines w:val="0"/>
+        <w:widowControl/>
+        <w:suppressLineNumbers w:val="0"/>
+        <w:spacing w:line="360" w:lineRule="auto"/>
+        <w:rPr>
+          <w:rFonts w:hint="default" w:ascii="Times New Roman" w:hAnsi="Times New Roman" w:cs="Times New Roman"/>
+          <w:sz w:val="30"/>
+          <w:szCs w:val="30"/>
+        </w:rPr>
+      </w:pPr>
+      <w:r>
+        <w:rPr>
+          <w:rFonts w:hint="default" w:ascii="Times New Roman" w:hAnsi="Times New Roman" w:cs="Times New Roman"/>
+          <w:sz w:val="30"/>
+          <w:szCs w:val="30"/>
+        </w:rPr>
+        <w:t xml:space="preserve">Échantillonnage et estimation </w:t>
+      </w:r>
+    </w:p>
+    <w:p>
+      <w:pPr>
+        <w:pStyle w:val="4"/>
+        <w:keepNext w:val="0"/>
+        <w:keepLines w:val="0"/>
+        <w:widowControl/>
+        <w:suppressLineNumbers w:val="0"/>
+        <w:spacing w:line="360" w:lineRule="auto"/>
+        <w:rPr>
+          <w:rFonts w:hint="default" w:ascii="Times New Roman" w:hAnsi="Times New Roman" w:cs="Times New Roman"/>
+        </w:rPr>
+      </w:pPr>
+      <w:r>
+        <w:rPr>
+          <w:rFonts w:hint="default" w:ascii="Times New Roman" w:hAnsi="Times New Roman" w:cs="Times New Roman"/>
+        </w:rPr>
+        <w:t>1. Concepts fondamentaux</w:t>
+      </w:r>
+    </w:p>
+    <w:p>
+      <w:pPr>
+        <w:pStyle w:val="9"/>
+        <w:keepNext w:val="0"/>
+        <w:keepLines w:val="0"/>
+        <w:widowControl/>
+        <w:suppressLineNumbers w:val="0"/>
+        <w:spacing w:before="0" w:beforeAutospacing="1" w:after="0" w:afterAutospacing="1" w:line="360" w:lineRule="auto"/>
+        <w:ind w:left="0" w:right="0"/>
+        <w:rPr>
+          <w:rFonts w:hint="default" w:ascii="Times New Roman" w:hAnsi="Times New Roman" w:cs="Times New Roman"/>
+        </w:rPr>
+      </w:pPr>
+      <w:r>
+        <w:rPr>
+          <w:rStyle w:val="7"/>
+          <w:rFonts w:hint="default" w:ascii="Times New Roman" w:hAnsi="Times New Roman" w:cs="Times New Roman"/>
+        </w:rPr>
+        <w:t>L'échantillonnage</w:t>
+      </w:r>
+      <w:r>
+        <w:rPr>
+          <w:rFonts w:hint="default" w:ascii="Times New Roman" w:hAnsi="Times New Roman" w:cs="Times New Roman"/>
+        </w:rPr>
+        <w:t xml:space="preserve"> est la procédure qui consiste à sélectionner un sous-ensemble d'individus (un </w:t>
+      </w:r>
+      <w:r>
+        <w:rPr>
+          <w:rStyle w:val="8"/>
+          <w:rFonts w:hint="default" w:ascii="Times New Roman" w:hAnsi="Times New Roman" w:cs="Times New Roman"/>
+        </w:rPr>
+        <w:t>échantillon</w:t>
+      </w:r>
+      <w:r>
+        <w:rPr>
+          <w:rFonts w:hint="default" w:ascii="Times New Roman" w:hAnsi="Times New Roman" w:cs="Times New Roman"/>
+        </w:rPr>
+        <w:t>) à partir d'une population cible, lorsqu'il est impossible ou trop coûteux d'observer l'intégralité de cette population.</w:t>
+      </w:r>
+    </w:p>
+    <w:p>
+      <w:pPr>
+        <w:pStyle w:val="9"/>
+        <w:keepNext w:val="0"/>
+        <w:keepLines w:val="0"/>
+        <w:widowControl/>
+        <w:suppressLineNumbers w:val="0"/>
+        <w:spacing w:before="0" w:beforeAutospacing="1" w:after="0" w:afterAutospacing="1" w:line="360" w:lineRule="auto"/>
+        <w:ind w:left="0" w:right="0"/>
+        <w:rPr>
+          <w:rFonts w:hint="default" w:ascii="Times New Roman" w:hAnsi="Times New Roman" w:cs="Times New Roman"/>
+        </w:rPr>
+      </w:pPr>
+      <w:r>
+        <w:rPr>
+          <w:rFonts w:hint="default" w:ascii="Times New Roman" w:hAnsi="Times New Roman" w:cs="Times New Roman"/>
+        </w:rPr>
+        <w:t>L'</w:t>
+      </w:r>
+      <w:r>
+        <w:rPr>
+          <w:rStyle w:val="7"/>
+          <w:rFonts w:hint="default" w:ascii="Times New Roman" w:hAnsi="Times New Roman" w:cs="Times New Roman"/>
+        </w:rPr>
+        <w:t>estimation</w:t>
+      </w:r>
+      <w:r>
+        <w:rPr>
+          <w:rFonts w:hint="default" w:ascii="Times New Roman" w:hAnsi="Times New Roman" w:cs="Times New Roman"/>
+        </w:rPr>
+        <w:t xml:space="preserve"> est l'étape suivante : on utilise les statistiques calculées sur l'échantillon (moyenne, proportion, variance...) pour </w:t>
+      </w:r>
+      <w:r>
+        <w:rPr>
+          <w:rStyle w:val="8"/>
+          <w:rFonts w:hint="default" w:ascii="Times New Roman" w:hAnsi="Times New Roman" w:cs="Times New Roman"/>
+        </w:rPr>
+        <w:t>inférer</w:t>
+      </w:r>
+      <w:r>
+        <w:rPr>
+          <w:rFonts w:hint="default" w:ascii="Times New Roman" w:hAnsi="Times New Roman" w:cs="Times New Roman"/>
+        </w:rPr>
+        <w:t xml:space="preserve"> les paramètres inconnus de la population entière.</w:t>
+      </w:r>
+    </w:p>
+    <w:p>
+      <w:pPr>
+        <w:pStyle w:val="9"/>
+        <w:keepNext w:val="0"/>
+        <w:keepLines w:val="0"/>
+        <w:widowControl/>
+        <w:suppressLineNumbers w:val="0"/>
+        <w:spacing w:before="0" w:beforeAutospacing="1" w:after="0" w:afterAutospacing="1" w:line="360" w:lineRule="auto"/>
+        <w:ind w:left="0" w:right="0"/>
+        <w:rPr>
+          <w:rFonts w:hint="default" w:ascii="Times New Roman" w:hAnsi="Times New Roman" w:cs="Times New Roman"/>
+        </w:rPr>
+      </w:pPr>
+      <w:r>
+        <w:rPr>
+          <w:rFonts w:hint="default" w:ascii="Times New Roman" w:hAnsi="Times New Roman" w:cs="Times New Roman"/>
+        </w:rPr>
+        <w:t xml:space="preserve">La qualité de l'estimation dépend directement de la qualité de l'échantillon. C'est là qu'intervient la notion de </w:t>
+      </w:r>
+      <w:r>
+        <w:rPr>
+          <w:rStyle w:val="7"/>
+          <w:rFonts w:hint="default" w:ascii="Times New Roman" w:hAnsi="Times New Roman" w:cs="Times New Roman"/>
+        </w:rPr>
+        <w:t>biais</w:t>
+      </w:r>
+      <w:r>
+        <w:rPr>
+          <w:rFonts w:hint="default" w:ascii="Times New Roman" w:hAnsi="Times New Roman" w:cs="Times New Roman"/>
+        </w:rPr>
+        <w:t>.</w:t>
+      </w:r>
+    </w:p>
+    <w:p>
+      <w:pPr>
+        <w:pStyle w:val="9"/>
+        <w:keepNext w:val="0"/>
+        <w:keepLines w:val="0"/>
+        <w:widowControl/>
+        <w:suppressLineNumbers w:val="0"/>
+        <w:spacing w:before="0" w:beforeAutospacing="1" w:after="0" w:afterAutospacing="1" w:line="360" w:lineRule="auto"/>
+        <w:ind w:left="0" w:right="0"/>
+        <w:rPr>
+          <w:rFonts w:hint="default" w:ascii="Times New Roman" w:hAnsi="Times New Roman" w:cs="Times New Roman"/>
+        </w:rPr>
+      </w:pPr>
+    </w:p>
+    <w:p>
+      <w:pPr>
+        <w:pStyle w:val="4"/>
+        <w:keepNext w:val="0"/>
+        <w:keepLines w:val="0"/>
+        <w:widowControl/>
+        <w:suppressLineNumbers w:val="0"/>
+        <w:spacing w:line="360" w:lineRule="auto"/>
+        <w:rPr>
+          <w:rFonts w:hint="default" w:ascii="Times New Roman" w:hAnsi="Times New Roman" w:cs="Times New Roman"/>
+        </w:rPr>
+      </w:pPr>
+      <w:r>
+        <w:rPr>
+          <w:rFonts w:hint="default" w:ascii="Times New Roman" w:hAnsi="Times New Roman" w:cs="Times New Roman"/>
+        </w:rPr>
+        <w:t>2. Les types de biais possibles</w:t>
+      </w:r>
+    </w:p>
+    <w:p>
+      <w:pPr>
+        <w:pStyle w:val="9"/>
+        <w:keepNext w:val="0"/>
+        <w:keepLines w:val="0"/>
+        <w:widowControl/>
+        <w:suppressLineNumbers w:val="0"/>
+        <w:spacing w:before="0" w:beforeAutospacing="1" w:after="0" w:afterAutospacing="1" w:line="360" w:lineRule="auto"/>
+        <w:ind w:left="0" w:right="0"/>
+        <w:rPr>
+          <w:rFonts w:hint="default" w:ascii="Times New Roman" w:hAnsi="Times New Roman" w:cs="Times New Roman"/>
+        </w:rPr>
+      </w:pPr>
+      <w:r>
+        <w:rPr>
+          <w:rFonts w:hint="default" w:ascii="Times New Roman" w:hAnsi="Times New Roman" w:cs="Times New Roman"/>
+        </w:rPr>
+        <w:t xml:space="preserve">Un biais est une erreur </w:t>
+      </w:r>
+      <w:r>
+        <w:rPr>
+          <w:rStyle w:val="8"/>
+          <w:rFonts w:hint="default" w:ascii="Times New Roman" w:hAnsi="Times New Roman" w:cs="Times New Roman"/>
+        </w:rPr>
+        <w:t>systématique</w:t>
+      </w:r>
+      <w:r>
+        <w:rPr>
+          <w:rFonts w:hint="default" w:ascii="Times New Roman" w:hAnsi="Times New Roman" w:cs="Times New Roman"/>
+        </w:rPr>
+        <w:t xml:space="preserve"> (non aléatoire) qui fait que l'échantillon ne représente pas correctement la population. Les principaux biais en pratique :</w:t>
+      </w:r>
+    </w:p>
+    <w:p>
+      <w:pPr>
+        <w:keepNext w:val="0"/>
+        <w:keepLines w:val="0"/>
+        <w:widowControl/>
+        <w:numPr>
+          <w:ilvl w:val="0"/>
+          <w:numId w:val="9"/>
+        </w:numPr>
+        <w:suppressLineNumbers w:val="0"/>
+        <w:spacing w:before="0" w:beforeAutospacing="1" w:after="0" w:afterAutospacing="1" w:line="360" w:lineRule="auto"/>
+        <w:ind w:left="720" w:hanging="360"/>
+        <w:rPr>
+          <w:rFonts w:hint="default" w:ascii="Times New Roman" w:hAnsi="Times New Roman" w:cs="Times New Roman"/>
+        </w:rPr>
+      </w:pPr>
+      <w:r>
+        <w:rPr>
+          <w:rStyle w:val="7"/>
+          <w:rFonts w:hint="default" w:ascii="Times New Roman" w:hAnsi="Times New Roman" w:cs="Times New Roman"/>
+        </w:rPr>
+        <w:t>Biais de sélection</w:t>
+      </w:r>
+      <w:r>
+        <w:rPr>
+          <w:rFonts w:hint="default" w:ascii="Times New Roman" w:hAnsi="Times New Roman" w:cs="Times New Roman"/>
+        </w:rPr>
+        <w:t xml:space="preserve"> — certains individus ont plus de chances d'être inclus (ex : sondage en ligne qui exclut les non-connectés)</w:t>
+      </w:r>
+    </w:p>
+    <w:p>
+      <w:pPr>
+        <w:keepNext w:val="0"/>
+        <w:keepLines w:val="0"/>
+        <w:widowControl/>
+        <w:numPr>
+          <w:ilvl w:val="0"/>
+          <w:numId w:val="9"/>
+        </w:numPr>
+        <w:suppressLineNumbers w:val="0"/>
+        <w:spacing w:before="0" w:beforeAutospacing="1" w:after="0" w:afterAutospacing="1" w:line="360" w:lineRule="auto"/>
+        <w:ind w:left="720" w:hanging="360"/>
+        <w:rPr>
+          <w:rFonts w:hint="default" w:ascii="Times New Roman" w:hAnsi="Times New Roman" w:cs="Times New Roman"/>
+        </w:rPr>
+      </w:pPr>
+      <w:r>
+        <w:rPr>
+          <w:rStyle w:val="7"/>
+          <w:rFonts w:hint="default" w:ascii="Times New Roman" w:hAnsi="Times New Roman" w:cs="Times New Roman"/>
+        </w:rPr>
+        <w:t>Biais de non-réponse</w:t>
+      </w:r>
+      <w:r>
+        <w:rPr>
+          <w:rFonts w:hint="default" w:ascii="Times New Roman" w:hAnsi="Times New Roman" w:cs="Times New Roman"/>
+        </w:rPr>
+        <w:t xml:space="preserve"> — les personnes qui ne répondent pas sont différentes de celles qui répondent</w:t>
+      </w:r>
+    </w:p>
+    <w:p>
+      <w:pPr>
+        <w:keepNext w:val="0"/>
+        <w:keepLines w:val="0"/>
+        <w:widowControl/>
+        <w:numPr>
+          <w:ilvl w:val="0"/>
+          <w:numId w:val="9"/>
+        </w:numPr>
+        <w:suppressLineNumbers w:val="0"/>
+        <w:spacing w:before="0" w:beforeAutospacing="1" w:after="0" w:afterAutospacing="1" w:line="360" w:lineRule="auto"/>
+        <w:ind w:left="720" w:hanging="360"/>
+        <w:rPr>
+          <w:rFonts w:hint="default" w:ascii="Times New Roman" w:hAnsi="Times New Roman" w:cs="Times New Roman"/>
+        </w:rPr>
+      </w:pPr>
+      <w:r>
+        <w:rPr>
+          <w:rStyle w:val="7"/>
+          <w:rFonts w:hint="default" w:ascii="Times New Roman" w:hAnsi="Times New Roman" w:cs="Times New Roman"/>
+        </w:rPr>
+        <w:t>Biais de survivance</w:t>
+      </w:r>
+      <w:r>
+        <w:rPr>
+          <w:rFonts w:hint="default" w:ascii="Times New Roman" w:hAnsi="Times New Roman" w:cs="Times New Roman"/>
+        </w:rPr>
+        <w:t xml:space="preserve"> — on n'observe que les entités "survivantes" (ex : n'analyser que les entreprises encore actives)</w:t>
+      </w:r>
+    </w:p>
+    <w:p>
+      <w:pPr>
+        <w:keepNext w:val="0"/>
+        <w:keepLines w:val="0"/>
+        <w:widowControl/>
+        <w:numPr>
+          <w:ilvl w:val="0"/>
+          <w:numId w:val="9"/>
+        </w:numPr>
+        <w:suppressLineNumbers w:val="0"/>
+        <w:spacing w:before="0" w:beforeAutospacing="1" w:after="0" w:afterAutospacing="1" w:line="360" w:lineRule="auto"/>
+        <w:ind w:left="720" w:hanging="360"/>
+        <w:rPr>
+          <w:rFonts w:hint="default" w:ascii="Times New Roman" w:hAnsi="Times New Roman" w:cs="Times New Roman"/>
+        </w:rPr>
+      </w:pPr>
+      <w:r>
+        <w:rPr>
+          <w:rStyle w:val="7"/>
+          <w:rFonts w:hint="default" w:ascii="Times New Roman" w:hAnsi="Times New Roman" w:cs="Times New Roman"/>
+        </w:rPr>
+        <w:t>Biais de désirabilité sociale</w:t>
+      </w:r>
+      <w:r>
+        <w:rPr>
+          <w:rFonts w:hint="default" w:ascii="Times New Roman" w:hAnsi="Times New Roman" w:cs="Times New Roman"/>
+        </w:rPr>
+        <w:t xml:space="preserve"> — les répondants donnent la réponse qu'ils pensent être attendue</w:t>
+      </w:r>
+    </w:p>
+    <w:p>
+      <w:pPr>
+        <w:keepNext w:val="0"/>
+        <w:keepLines w:val="0"/>
+        <w:widowControl/>
+        <w:numPr>
+          <w:ilvl w:val="0"/>
+          <w:numId w:val="9"/>
+        </w:numPr>
+        <w:suppressLineNumbers w:val="0"/>
+        <w:spacing w:before="0" w:beforeAutospacing="1" w:after="0" w:afterAutospacing="1" w:line="360" w:lineRule="auto"/>
+        <w:ind w:left="720" w:hanging="360"/>
+        <w:rPr>
+          <w:rFonts w:hint="default" w:ascii="Times New Roman" w:hAnsi="Times New Roman" w:cs="Times New Roman"/>
+        </w:rPr>
+      </w:pPr>
+      <w:r>
+        <w:rPr>
+          <w:rStyle w:val="7"/>
+          <w:rFonts w:hint="default" w:ascii="Times New Roman" w:hAnsi="Times New Roman" w:cs="Times New Roman"/>
+        </w:rPr>
+        <w:t>Biais temporel</w:t>
+      </w:r>
+      <w:r>
+        <w:rPr>
+          <w:rFonts w:hint="default" w:ascii="Times New Roman" w:hAnsi="Times New Roman" w:cs="Times New Roman"/>
+        </w:rPr>
+        <w:t xml:space="preserve"> — l'échantillon est collecté sur une période non représentative (saisonnalité, événement exceptionnel)</w:t>
+      </w:r>
+    </w:p>
+    <w:p>
+      <w:pPr>
+        <w:pStyle w:val="4"/>
+        <w:keepNext w:val="0"/>
+        <w:keepLines w:val="0"/>
+        <w:widowControl/>
+        <w:suppressLineNumbers w:val="0"/>
+        <w:spacing w:line="360" w:lineRule="auto"/>
+        <w:rPr>
+          <w:rFonts w:hint="default" w:ascii="Times New Roman" w:hAnsi="Times New Roman" w:cs="Times New Roman"/>
+        </w:rPr>
+      </w:pPr>
+      <w:r>
+        <w:rPr>
+          <w:rFonts w:hint="default" w:ascii="Times New Roman" w:hAnsi="Times New Roman" w:cs="Times New Roman"/>
+        </w:rPr>
+        <w:t>3. Notion d'estimation : paramètre vs statistique</w:t>
+      </w:r>
+    </w:p>
+    <w:tbl>
+      <w:tblPr>
+        <w:tblW w:w="0" w:type="auto"/>
+        <w:jc w:val="center"/>
+        <w:tblCellSpacing w:w="15" w:type="dxa"/>
+        <w:tblBorders>
+          <w:top w:val="none" w:color="auto" w:sz="0" w:space="0"/>
+          <w:left w:val="none" w:color="auto" w:sz="0" w:space="0"/>
+          <w:bottom w:val="none" w:color="auto" w:sz="0" w:space="0"/>
+          <w:right w:val="none" w:color="auto" w:sz="0" w:space="0"/>
+          <w:insideH w:val="none" w:color="auto" w:sz="0" w:space="0"/>
+          <w:insideV w:val="none" w:color="auto" w:sz="0" w:space="0"/>
+        </w:tblBorders>
+        <w:shd w:val="clear"/>
+        <w:tblLayout w:type="autofit"/>
+        <w:tblCellMar>
+          <w:top w:w="15" w:type="dxa"/>
+          <w:left w:w="15" w:type="dxa"/>
+          <w:bottom w:w="15" w:type="dxa"/>
+          <w:right w:w="15" w:type="dxa"/>
+        </w:tblCellMar>
+      </w:tblPr>
+      <w:tblGrid>
+        <w:gridCol w:w="1102"/>
+        <w:gridCol w:w="2228"/>
+        <w:gridCol w:w="2269"/>
+      </w:tblGrid>
+      <w:tr>
+        <w:tblPrEx>
+          <w:tblBorders>
+            <w:top w:val="none" w:color="auto" w:sz="0" w:space="0"/>
+            <w:left w:val="none" w:color="auto" w:sz="0" w:space="0"/>
+            <w:bottom w:val="none" w:color="auto" w:sz="0" w:space="0"/>
+            <w:right w:val="none" w:color="auto" w:sz="0" w:space="0"/>
+            <w:insideH w:val="none" w:color="auto" w:sz="0" w:space="0"/>
+            <w:insideV w:val="none" w:color="auto" w:sz="0" w:space="0"/>
+          </w:tblBorders>
+          <w:shd w:val="clear"/>
+          <w:tblCellMar>
+            <w:top w:w="15" w:type="dxa"/>
+            <w:left w:w="15" w:type="dxa"/>
+            <w:bottom w:w="15" w:type="dxa"/>
+            <w:right w:w="15" w:type="dxa"/>
+          </w:tblCellMar>
+        </w:tblPrEx>
+        <w:trPr>
+          <w:tblCellSpacing w:w="15" w:type="dxa"/>
+          <w:jc w:val="center"/>
+        </w:trPr>
+        <w:tc>
+          <w:tcPr>
+            <w:tcW w:w="0" w:type="auto"/>
+            <w:shd w:val="clear"/>
+            <w:vAlign w:val="center"/>
+          </w:tcPr>
+          <w:p>
+            <w:pPr>
+              <w:keepNext w:val="0"/>
+              <w:keepLines w:val="0"/>
+              <w:widowControl/>
+              <w:suppressLineNumbers w:val="0"/>
+              <w:spacing w:line="360" w:lineRule="auto"/>
+              <w:jc w:val="center"/>
+              <w:rPr>
+                <w:rFonts w:hint="default" w:ascii="Times New Roman" w:hAnsi="Times New Roman" w:cs="Times New Roman"/>
+                <w:b/>
+                <w:bCs/>
+              </w:rPr>
+            </w:pPr>
+            <w:r>
+              <w:rPr>
+                <w:rFonts w:hint="default" w:ascii="Times New Roman" w:hAnsi="Times New Roman" w:eastAsia="SimSun" w:cs="Times New Roman"/>
+                <w:b/>
+                <w:bCs/>
+                <w:kern w:val="0"/>
+                <w:sz w:val="24"/>
+                <w:szCs w:val="24"/>
+                <w:lang w:val="en-US" w:eastAsia="zh-CN" w:bidi="ar"/>
+              </w:rPr>
+              <w:t>Concept</w:t>
+            </w:r>
+          </w:p>
+        </w:tc>
+        <w:tc>
+          <w:tcPr>
+            <w:tcW w:w="0" w:type="auto"/>
+            <w:shd w:val="clear"/>
+            <w:vAlign w:val="center"/>
+          </w:tcPr>
+          <w:p>
+            <w:pPr>
+              <w:keepNext w:val="0"/>
+              <w:keepLines w:val="0"/>
+              <w:widowControl/>
+              <w:suppressLineNumbers w:val="0"/>
+              <w:spacing w:line="360" w:lineRule="auto"/>
+              <w:jc w:val="center"/>
+              <w:rPr>
+                <w:rFonts w:hint="default" w:ascii="Times New Roman" w:hAnsi="Times New Roman" w:cs="Times New Roman"/>
+                <w:b/>
+                <w:bCs/>
+              </w:rPr>
+            </w:pPr>
+            <w:r>
+              <w:rPr>
+                <w:rFonts w:hint="default" w:ascii="Times New Roman" w:hAnsi="Times New Roman" w:eastAsia="SimSun" w:cs="Times New Roman"/>
+                <w:b/>
+                <w:bCs/>
+                <w:kern w:val="0"/>
+                <w:sz w:val="24"/>
+                <w:szCs w:val="24"/>
+                <w:lang w:val="en-US" w:eastAsia="zh-CN" w:bidi="ar"/>
+              </w:rPr>
+              <w:t>Population (inconnu)</w:t>
+            </w:r>
+          </w:p>
+        </w:tc>
+        <w:tc>
+          <w:tcPr>
+            <w:tcW w:w="0" w:type="auto"/>
+            <w:shd w:val="clear"/>
+            <w:vAlign w:val="center"/>
+          </w:tcPr>
+          <w:p>
+            <w:pPr>
+              <w:keepNext w:val="0"/>
+              <w:keepLines w:val="0"/>
+              <w:widowControl/>
+              <w:suppressLineNumbers w:val="0"/>
+              <w:spacing w:line="360" w:lineRule="auto"/>
+              <w:jc w:val="center"/>
+              <w:rPr>
+                <w:rFonts w:hint="default" w:ascii="Times New Roman" w:hAnsi="Times New Roman" w:cs="Times New Roman"/>
+                <w:b/>
+                <w:bCs/>
+              </w:rPr>
+            </w:pPr>
+            <w:r>
+              <w:rPr>
+                <w:rFonts w:hint="default" w:ascii="Times New Roman" w:hAnsi="Times New Roman" w:eastAsia="SimSun" w:cs="Times New Roman"/>
+                <w:b/>
+                <w:bCs/>
+                <w:kern w:val="0"/>
+                <w:sz w:val="24"/>
+                <w:szCs w:val="24"/>
+                <w:lang w:val="en-US" w:eastAsia="zh-CN" w:bidi="ar"/>
+              </w:rPr>
+              <w:t>Échantillon (observé)</w:t>
+            </w:r>
+          </w:p>
+        </w:tc>
+      </w:tr>
+      <w:tr>
+        <w:tblPrEx>
+          <w:tblBorders>
+            <w:top w:val="none" w:color="auto" w:sz="0" w:space="0"/>
+            <w:left w:val="none" w:color="auto" w:sz="0" w:space="0"/>
+            <w:bottom w:val="none" w:color="auto" w:sz="0" w:space="0"/>
+            <w:right w:val="none" w:color="auto" w:sz="0" w:space="0"/>
+            <w:insideH w:val="none" w:color="auto" w:sz="0" w:space="0"/>
+            <w:insideV w:val="none" w:color="auto" w:sz="0" w:space="0"/>
+          </w:tblBorders>
+          <w:shd w:val="clear"/>
+          <w:tblCellMar>
+            <w:top w:w="15" w:type="dxa"/>
+            <w:left w:w="15" w:type="dxa"/>
+            <w:bottom w:w="15" w:type="dxa"/>
+            <w:right w:w="15" w:type="dxa"/>
+          </w:tblCellMar>
+        </w:tblPrEx>
+        <w:trPr>
+          <w:tblCellSpacing w:w="15" w:type="dxa"/>
+          <w:jc w:val="center"/>
+        </w:trPr>
+        <w:tc>
+          <w:tcPr>
+            <w:tcW w:w="0" w:type="auto"/>
+            <w:shd w:val="clear"/>
+            <w:vAlign w:val="center"/>
+          </w:tcPr>
+          <w:p>
+            <w:pPr>
+              <w:keepNext w:val="0"/>
+              <w:keepLines w:val="0"/>
+              <w:widowControl/>
+              <w:suppressLineNumbers w:val="0"/>
+              <w:spacing w:line="360" w:lineRule="auto"/>
+              <w:jc w:val="left"/>
+              <w:rPr>
+                <w:rFonts w:hint="default" w:ascii="Times New Roman" w:hAnsi="Times New Roman" w:cs="Times New Roman"/>
+              </w:rPr>
+            </w:pPr>
+            <w:r>
+              <w:rPr>
+                <w:rFonts w:hint="default" w:ascii="Times New Roman" w:hAnsi="Times New Roman" w:eastAsia="SimSun" w:cs="Times New Roman"/>
+                <w:kern w:val="0"/>
+                <w:sz w:val="24"/>
+                <w:szCs w:val="24"/>
+                <w:lang w:val="en-US" w:eastAsia="zh-CN" w:bidi="ar"/>
+              </w:rPr>
+              <w:t>Moyenne</w:t>
+            </w:r>
+          </w:p>
+        </w:tc>
+        <w:tc>
+          <w:tcPr>
+            <w:tcW w:w="0" w:type="auto"/>
+            <w:shd w:val="clear"/>
+            <w:vAlign w:val="center"/>
+          </w:tcPr>
+          <w:p>
+            <w:pPr>
+              <w:keepNext w:val="0"/>
+              <w:keepLines w:val="0"/>
+              <w:widowControl/>
+              <w:suppressLineNumbers w:val="0"/>
+              <w:spacing w:line="360" w:lineRule="auto"/>
+              <w:jc w:val="left"/>
+              <w:rPr>
+                <w:rFonts w:hint="default" w:ascii="Times New Roman" w:hAnsi="Times New Roman" w:cs="Times New Roman"/>
+              </w:rPr>
+            </w:pPr>
+            <w:r>
+              <w:rPr>
+                <w:rFonts w:hint="default" w:ascii="Times New Roman" w:hAnsi="Times New Roman" w:eastAsia="SimSun" w:cs="Times New Roman"/>
+                <w:kern w:val="0"/>
+                <w:sz w:val="24"/>
+                <w:szCs w:val="24"/>
+                <w:lang w:val="en-US" w:eastAsia="zh-CN" w:bidi="ar"/>
+              </w:rPr>
+              <w:t>μ (mu)</w:t>
+            </w:r>
+          </w:p>
+        </w:tc>
+        <w:tc>
+          <w:tcPr>
+            <w:tcW w:w="0" w:type="auto"/>
+            <w:shd w:val="clear"/>
+            <w:vAlign w:val="center"/>
+          </w:tcPr>
+          <w:p>
+            <w:pPr>
+              <w:keepNext w:val="0"/>
+              <w:keepLines w:val="0"/>
+              <w:widowControl/>
+              <w:suppressLineNumbers w:val="0"/>
+              <w:spacing w:line="360" w:lineRule="auto"/>
+              <w:jc w:val="left"/>
+              <w:rPr>
+                <w:rFonts w:hint="default" w:ascii="Times New Roman" w:hAnsi="Times New Roman" w:cs="Times New Roman"/>
+              </w:rPr>
+            </w:pPr>
+            <w:r>
+              <w:rPr>
+                <w:rFonts w:hint="default" w:ascii="Times New Roman" w:hAnsi="Times New Roman" w:eastAsia="SimSun" w:cs="Times New Roman"/>
+                <w:kern w:val="0"/>
+                <w:sz w:val="24"/>
+                <w:szCs w:val="24"/>
+                <w:lang w:val="en-US" w:eastAsia="zh-CN" w:bidi="ar"/>
+              </w:rPr>
+              <w:t>x̄ (x barre)</w:t>
+            </w:r>
+          </w:p>
+        </w:tc>
+      </w:tr>
+      <w:tr>
+        <w:tblPrEx>
+          <w:tblBorders>
+            <w:top w:val="none" w:color="auto" w:sz="0" w:space="0"/>
+            <w:left w:val="none" w:color="auto" w:sz="0" w:space="0"/>
+            <w:bottom w:val="none" w:color="auto" w:sz="0" w:space="0"/>
+            <w:right w:val="none" w:color="auto" w:sz="0" w:space="0"/>
+            <w:insideH w:val="none" w:color="auto" w:sz="0" w:space="0"/>
+            <w:insideV w:val="none" w:color="auto" w:sz="0" w:space="0"/>
+          </w:tblBorders>
+          <w:tblCellMar>
+            <w:top w:w="15" w:type="dxa"/>
+            <w:left w:w="15" w:type="dxa"/>
+            <w:bottom w:w="15" w:type="dxa"/>
+            <w:right w:w="15" w:type="dxa"/>
+          </w:tblCellMar>
+        </w:tblPrEx>
+        <w:trPr>
+          <w:tblCellSpacing w:w="15" w:type="dxa"/>
+          <w:jc w:val="center"/>
+        </w:trPr>
+        <w:tc>
+          <w:tcPr>
+            <w:tcW w:w="0" w:type="auto"/>
+            <w:shd w:val="clear"/>
+            <w:vAlign w:val="center"/>
+          </w:tcPr>
+          <w:p>
+            <w:pPr>
+              <w:keepNext w:val="0"/>
+              <w:keepLines w:val="0"/>
+              <w:widowControl/>
+              <w:suppressLineNumbers w:val="0"/>
+              <w:spacing w:line="360" w:lineRule="auto"/>
+              <w:jc w:val="left"/>
+              <w:rPr>
+                <w:rFonts w:hint="default" w:ascii="Times New Roman" w:hAnsi="Times New Roman" w:cs="Times New Roman"/>
+              </w:rPr>
+            </w:pPr>
+            <w:r>
+              <w:rPr>
+                <w:rFonts w:hint="default" w:ascii="Times New Roman" w:hAnsi="Times New Roman" w:eastAsia="SimSun" w:cs="Times New Roman"/>
+                <w:kern w:val="0"/>
+                <w:sz w:val="24"/>
+                <w:szCs w:val="24"/>
+                <w:lang w:val="en-US" w:eastAsia="zh-CN" w:bidi="ar"/>
+              </w:rPr>
+              <w:t>Proportion</w:t>
+            </w:r>
+          </w:p>
+        </w:tc>
+        <w:tc>
+          <w:tcPr>
+            <w:tcW w:w="0" w:type="auto"/>
+            <w:shd w:val="clear"/>
+            <w:vAlign w:val="center"/>
+          </w:tcPr>
+          <w:p>
+            <w:pPr>
+              <w:keepNext w:val="0"/>
+              <w:keepLines w:val="0"/>
+              <w:widowControl/>
+              <w:suppressLineNumbers w:val="0"/>
+              <w:spacing w:line="360" w:lineRule="auto"/>
+              <w:jc w:val="left"/>
+              <w:rPr>
+                <w:rFonts w:hint="default" w:ascii="Times New Roman" w:hAnsi="Times New Roman" w:cs="Times New Roman"/>
+              </w:rPr>
+            </w:pPr>
+            <w:r>
+              <w:rPr>
+                <w:rFonts w:hint="default" w:ascii="Times New Roman" w:hAnsi="Times New Roman" w:eastAsia="SimSun" w:cs="Times New Roman"/>
+                <w:kern w:val="0"/>
+                <w:sz w:val="24"/>
+                <w:szCs w:val="24"/>
+                <w:lang w:val="en-US" w:eastAsia="zh-CN" w:bidi="ar"/>
+              </w:rPr>
+              <w:t>p</w:t>
+            </w:r>
+          </w:p>
+        </w:tc>
+        <w:tc>
+          <w:tcPr>
+            <w:tcW w:w="0" w:type="auto"/>
+            <w:shd w:val="clear"/>
+            <w:vAlign w:val="center"/>
+          </w:tcPr>
+          <w:p>
+            <w:pPr>
+              <w:keepNext w:val="0"/>
+              <w:keepLines w:val="0"/>
+              <w:widowControl/>
+              <w:suppressLineNumbers w:val="0"/>
+              <w:spacing w:line="360" w:lineRule="auto"/>
+              <w:jc w:val="left"/>
+              <w:rPr>
+                <w:rFonts w:hint="default" w:ascii="Times New Roman" w:hAnsi="Times New Roman" w:cs="Times New Roman"/>
+              </w:rPr>
+            </w:pPr>
+            <w:r>
+              <w:rPr>
+                <w:rFonts w:hint="default" w:ascii="Times New Roman" w:hAnsi="Times New Roman" w:eastAsia="SimSun" w:cs="Times New Roman"/>
+                <w:kern w:val="0"/>
+                <w:sz w:val="24"/>
+                <w:szCs w:val="24"/>
+                <w:lang w:val="en-US" w:eastAsia="zh-CN" w:bidi="ar"/>
+              </w:rPr>
+              <w:t>p̂ (p chapeau)</w:t>
+            </w:r>
+          </w:p>
+        </w:tc>
+      </w:tr>
+      <w:tr>
+        <w:tblPrEx>
+          <w:tblBorders>
+            <w:top w:val="none" w:color="auto" w:sz="0" w:space="0"/>
+            <w:left w:val="none" w:color="auto" w:sz="0" w:space="0"/>
+            <w:bottom w:val="none" w:color="auto" w:sz="0" w:space="0"/>
+            <w:right w:val="none" w:color="auto" w:sz="0" w:space="0"/>
+            <w:insideH w:val="none" w:color="auto" w:sz="0" w:space="0"/>
+            <w:insideV w:val="none" w:color="auto" w:sz="0" w:space="0"/>
+          </w:tblBorders>
+          <w:shd w:val="clear"/>
+          <w:tblCellMar>
+            <w:top w:w="15" w:type="dxa"/>
+            <w:left w:w="15" w:type="dxa"/>
+            <w:bottom w:w="15" w:type="dxa"/>
+            <w:right w:w="15" w:type="dxa"/>
+          </w:tblCellMar>
+        </w:tblPrEx>
+        <w:trPr>
+          <w:tblCellSpacing w:w="15" w:type="dxa"/>
+          <w:jc w:val="center"/>
+        </w:trPr>
+        <w:tc>
+          <w:tcPr>
+            <w:tcW w:w="0" w:type="auto"/>
+            <w:shd w:val="clear"/>
+            <w:vAlign w:val="center"/>
+          </w:tcPr>
+          <w:p>
+            <w:pPr>
+              <w:keepNext w:val="0"/>
+              <w:keepLines w:val="0"/>
+              <w:widowControl/>
+              <w:suppressLineNumbers w:val="0"/>
+              <w:spacing w:line="360" w:lineRule="auto"/>
+              <w:jc w:val="left"/>
+              <w:rPr>
+                <w:rFonts w:hint="default" w:ascii="Times New Roman" w:hAnsi="Times New Roman" w:cs="Times New Roman"/>
+              </w:rPr>
+            </w:pPr>
+            <w:r>
+              <w:rPr>
+                <w:rFonts w:hint="default" w:ascii="Times New Roman" w:hAnsi="Times New Roman" w:eastAsia="SimSun" w:cs="Times New Roman"/>
+                <w:kern w:val="0"/>
+                <w:sz w:val="24"/>
+                <w:szCs w:val="24"/>
+                <w:lang w:val="en-US" w:eastAsia="zh-CN" w:bidi="ar"/>
+              </w:rPr>
+              <w:t>Variance</w:t>
+            </w:r>
+          </w:p>
+        </w:tc>
+        <w:tc>
+          <w:tcPr>
+            <w:tcW w:w="0" w:type="auto"/>
+            <w:shd w:val="clear"/>
+            <w:vAlign w:val="center"/>
+          </w:tcPr>
+          <w:p>
+            <w:pPr>
+              <w:keepNext w:val="0"/>
+              <w:keepLines w:val="0"/>
+              <w:widowControl/>
+              <w:suppressLineNumbers w:val="0"/>
+              <w:spacing w:line="360" w:lineRule="auto"/>
+              <w:jc w:val="left"/>
+              <w:rPr>
+                <w:rFonts w:hint="default" w:ascii="Times New Roman" w:hAnsi="Times New Roman" w:cs="Times New Roman"/>
+              </w:rPr>
+            </w:pPr>
+            <w:r>
+              <w:rPr>
+                <w:rFonts w:hint="default" w:ascii="Times New Roman" w:hAnsi="Times New Roman" w:eastAsia="SimSun" w:cs="Times New Roman"/>
+                <w:kern w:val="0"/>
+                <w:sz w:val="24"/>
+                <w:szCs w:val="24"/>
+                <w:lang w:val="en-US" w:eastAsia="zh-CN" w:bidi="ar"/>
+              </w:rPr>
+              <w:t>σ²</w:t>
+            </w:r>
+          </w:p>
+        </w:tc>
+        <w:tc>
+          <w:tcPr>
+            <w:tcW w:w="0" w:type="auto"/>
+            <w:shd w:val="clear"/>
+            <w:vAlign w:val="center"/>
+          </w:tcPr>
+          <w:p>
+            <w:pPr>
+              <w:keepNext w:val="0"/>
+              <w:keepLines w:val="0"/>
+              <w:widowControl/>
+              <w:suppressLineNumbers w:val="0"/>
+              <w:spacing w:line="360" w:lineRule="auto"/>
+              <w:jc w:val="left"/>
+              <w:rPr>
+                <w:rFonts w:hint="default" w:ascii="Times New Roman" w:hAnsi="Times New Roman" w:cs="Times New Roman"/>
+              </w:rPr>
+            </w:pPr>
+            <w:r>
+              <w:rPr>
+                <w:rFonts w:hint="default" w:ascii="Times New Roman" w:hAnsi="Times New Roman" w:eastAsia="SimSun" w:cs="Times New Roman"/>
+                <w:kern w:val="0"/>
+                <w:sz w:val="24"/>
+                <w:szCs w:val="24"/>
+                <w:lang w:val="en-US" w:eastAsia="zh-CN" w:bidi="ar"/>
+              </w:rPr>
+              <w:t>s²</w:t>
+            </w:r>
+          </w:p>
+        </w:tc>
+      </w:tr>
+    </w:tbl>
+    <w:p>
+      <w:pPr>
+        <w:pStyle w:val="9"/>
+        <w:keepNext w:val="0"/>
+        <w:keepLines w:val="0"/>
+        <w:widowControl/>
+        <w:suppressLineNumbers w:val="0"/>
+        <w:spacing w:before="0" w:beforeAutospacing="1" w:after="0" w:afterAutospacing="1" w:line="360" w:lineRule="auto"/>
+        <w:ind w:left="0" w:right="0"/>
+        <w:rPr>
+          <w:rFonts w:hint="default" w:ascii="Times New Roman" w:hAnsi="Times New Roman" w:cs="Times New Roman"/>
+        </w:rPr>
+      </w:pPr>
+      <w:r>
+        <w:rPr>
+          <w:rFonts w:hint="default" w:ascii="Times New Roman" w:hAnsi="Times New Roman" w:cs="Times New Roman"/>
+        </w:rPr>
+        <w:t xml:space="preserve">Une estimation est dite </w:t>
+      </w:r>
+      <w:r>
+        <w:rPr>
+          <w:rStyle w:val="7"/>
+          <w:rFonts w:hint="default" w:ascii="Times New Roman" w:hAnsi="Times New Roman" w:cs="Times New Roman"/>
+        </w:rPr>
+        <w:t>non biaisée</w:t>
+      </w:r>
+      <w:r>
+        <w:rPr>
+          <w:rFonts w:hint="default" w:ascii="Times New Roman" w:hAnsi="Times New Roman" w:cs="Times New Roman"/>
+        </w:rPr>
+        <w:t xml:space="preserve"> si, en moyenne sur de nombreux échantillons, elle converge vers le vrai paramètre de la population. La taille de l'échantillon (n) joue un rôle crucial : plus n est grand, plus l'estimation est précise (loi des grands nombres).</w:t>
+      </w:r>
+    </w:p>
+    <w:p>
+      <w:pPr>
+        <w:keepNext w:val="0"/>
+        <w:keepLines w:val="0"/>
+        <w:widowControl/>
+        <w:suppressLineNumbers w:val="0"/>
+        <w:spacing w:line="360" w:lineRule="auto"/>
+        <w:rPr>
+          <w:rFonts w:hint="default" w:ascii="Times New Roman" w:hAnsi="Times New Roman" w:cs="Times New Roman"/>
+        </w:rPr>
+      </w:pPr>
+    </w:p>
+    <w:p>
+      <w:pPr>
+        <w:pStyle w:val="4"/>
+        <w:keepNext w:val="0"/>
+        <w:keepLines w:val="0"/>
+        <w:widowControl/>
+        <w:suppressLineNumbers w:val="0"/>
+        <w:spacing w:line="360" w:lineRule="auto"/>
+        <w:rPr>
+          <w:rFonts w:hint="default" w:ascii="Times New Roman" w:hAnsi="Times New Roman" w:cs="Times New Roman"/>
+        </w:rPr>
+      </w:pPr>
+      <w:r>
+        <w:rPr>
+          <w:rFonts w:hint="default" w:ascii="Times New Roman" w:hAnsi="Times New Roman" w:cs="Times New Roman"/>
+        </w:rPr>
+        <w:t>4. Bonnes pratiques pour le data analyst</w:t>
+      </w:r>
+    </w:p>
+    <w:p>
+      <w:pPr>
+        <w:pStyle w:val="9"/>
+        <w:keepNext w:val="0"/>
+        <w:keepLines w:val="0"/>
+        <w:widowControl/>
+        <w:suppressLineNumbers w:val="0"/>
+        <w:spacing w:before="0" w:beforeAutospacing="1" w:after="0" w:afterAutospacing="1" w:line="360" w:lineRule="auto"/>
+        <w:ind w:left="0" w:right="0"/>
+        <w:rPr>
+          <w:rFonts w:hint="default" w:ascii="Times New Roman" w:hAnsi="Times New Roman" w:cs="Times New Roman"/>
+        </w:rPr>
+      </w:pPr>
+      <w:r>
+        <w:rPr>
+          <w:rFonts w:hint="default" w:ascii="Times New Roman" w:hAnsi="Times New Roman" w:cs="Times New Roman"/>
+        </w:rPr>
+        <w:t>En pratique, avant de lancer toute analyse, il faut se poser trois questions clés :</w:t>
+      </w:r>
+    </w:p>
+    <w:p>
+      <w:pPr>
+        <w:pStyle w:val="9"/>
+        <w:keepNext w:val="0"/>
+        <w:keepLines w:val="0"/>
+        <w:widowControl/>
+        <w:suppressLineNumbers w:val="0"/>
+        <w:spacing w:before="0" w:beforeAutospacing="1" w:after="0" w:afterAutospacing="1" w:line="360" w:lineRule="auto"/>
+        <w:ind w:left="0" w:right="0"/>
+        <w:rPr>
+          <w:rFonts w:hint="default" w:ascii="Times New Roman" w:hAnsi="Times New Roman" w:cs="Times New Roman"/>
+        </w:rPr>
+      </w:pPr>
+      <w:r>
+        <w:rPr>
+          <w:rStyle w:val="7"/>
+          <w:rFonts w:hint="default" w:ascii="Times New Roman" w:hAnsi="Times New Roman" w:cs="Times New Roman"/>
+        </w:rPr>
+        <w:t>Représentativité</w:t>
+      </w:r>
+      <w:r>
+        <w:rPr>
+          <w:rFonts w:hint="default" w:ascii="Times New Roman" w:hAnsi="Times New Roman" w:cs="Times New Roman"/>
+        </w:rPr>
+        <w:t xml:space="preserve"> — Mon échantillon couvre-t-il toutes les sous-populations importantes ? Une analyse de churn sur des données d'un seul canal risque de sous-représenter certains segments.</w:t>
+      </w:r>
+    </w:p>
+    <w:p>
+      <w:pPr>
+        <w:pStyle w:val="9"/>
+        <w:keepNext w:val="0"/>
+        <w:keepLines w:val="0"/>
+        <w:widowControl/>
+        <w:suppressLineNumbers w:val="0"/>
+        <w:spacing w:before="0" w:beforeAutospacing="1" w:after="0" w:afterAutospacing="1" w:line="360" w:lineRule="auto"/>
+        <w:ind w:left="0" w:right="0"/>
+        <w:rPr>
+          <w:rFonts w:hint="default" w:ascii="Times New Roman" w:hAnsi="Times New Roman" w:cs="Times New Roman"/>
+        </w:rPr>
+      </w:pPr>
+      <w:r>
+        <w:rPr>
+          <w:rStyle w:val="7"/>
+          <w:rFonts w:hint="default" w:ascii="Times New Roman" w:hAnsi="Times New Roman" w:cs="Times New Roman"/>
+        </w:rPr>
+        <w:t>Taille suffisante</w:t>
+      </w:r>
+      <w:r>
+        <w:rPr>
+          <w:rFonts w:hint="default" w:ascii="Times New Roman" w:hAnsi="Times New Roman" w:cs="Times New Roman"/>
+        </w:rPr>
+        <w:t xml:space="preserve"> — La précision d'une estimation est proportionnelle à √n. Avec n &lt; 30, les intervalles de confiance deviennent très larges et les résultats peu fiables.</w:t>
+      </w:r>
+    </w:p>
+    <w:p>
+      <w:pPr>
+        <w:pStyle w:val="9"/>
+        <w:keepNext w:val="0"/>
+        <w:keepLines w:val="0"/>
+        <w:widowControl/>
+        <w:suppressLineNumbers w:val="0"/>
+        <w:spacing w:before="0" w:beforeAutospacing="1" w:after="0" w:afterAutospacing="1" w:line="360" w:lineRule="auto"/>
+        <w:ind w:left="0" w:right="0"/>
+        <w:rPr>
+          <w:rFonts w:hint="default" w:ascii="Times New Roman" w:hAnsi="Times New Roman" w:cs="Times New Roman"/>
+        </w:rPr>
+      </w:pPr>
+      <w:r>
+        <w:rPr>
+          <w:rStyle w:val="7"/>
+          <w:rFonts w:hint="default" w:ascii="Times New Roman" w:hAnsi="Times New Roman" w:cs="Times New Roman"/>
+        </w:rPr>
+        <w:t>Source du biais</w:t>
+      </w:r>
+      <w:r>
+        <w:rPr>
+          <w:rFonts w:hint="default" w:ascii="Times New Roman" w:hAnsi="Times New Roman" w:cs="Times New Roman"/>
+        </w:rPr>
+        <w:t xml:space="preserve"> — Identifier </w:t>
+      </w:r>
+      <w:r>
+        <w:rPr>
+          <w:rStyle w:val="8"/>
+          <w:rFonts w:hint="default" w:ascii="Times New Roman" w:hAnsi="Times New Roman" w:cs="Times New Roman"/>
+        </w:rPr>
+        <w:t>d'où</w:t>
+      </w:r>
+      <w:r>
+        <w:rPr>
+          <w:rFonts w:hint="default" w:ascii="Times New Roman" w:hAnsi="Times New Roman" w:cs="Times New Roman"/>
+        </w:rPr>
+        <w:t xml:space="preserve"> vient la donnée (qui a répondu ? quelle période ? quel canal ?) permet d'anticiper les distorsions avant même de calculer quoi que ce soit.</w:t>
+      </w:r>
+    </w:p>
+    <w:p>
+      <w:pPr>
+        <w:pStyle w:val="9"/>
+        <w:keepNext w:val="0"/>
+        <w:keepLines w:val="0"/>
+        <w:widowControl/>
+        <w:suppressLineNumbers w:val="0"/>
+        <w:spacing w:before="0" w:beforeAutospacing="1" w:after="0" w:afterAutospacing="1" w:line="360" w:lineRule="auto"/>
+        <w:ind w:left="0" w:right="0"/>
+        <w:rPr>
+          <w:rFonts w:hint="default" w:ascii="Times New Roman" w:hAnsi="Times New Roman" w:cs="Times New Roman"/>
+        </w:rPr>
+      </w:pPr>
+      <w:r>
+        <w:rPr>
+          <w:rFonts w:hint="default" w:ascii="Times New Roman" w:hAnsi="Times New Roman" w:cs="Times New Roman"/>
+        </w:rPr>
+        <w:t>Une estimation non biaisée sur un petit échantillon vaut mieux qu'une estimation biaisée sur des millions de lignes — le volu</w:t>
+      </w:r>
       <w:bookmarkStart w:id="0" w:name="_GoBack"/>
       <w:bookmarkEnd w:id="0"/>
+      <w:r>
+        <w:rPr>
+          <w:rFonts w:hint="default" w:ascii="Times New Roman" w:hAnsi="Times New Roman" w:cs="Times New Roman"/>
+        </w:rPr>
+        <w:t>me ne corrige pas le biais, il l'amplifie.</w:t>
+      </w:r>
+    </w:p>
+    <w:p>
+      <w:pPr>
+        <w:spacing w:line="360" w:lineRule="auto"/>
+        <w:jc w:val="center"/>
+        <w:rPr>
+          <w:rFonts w:hint="default" w:ascii="Times New Roman" w:hAnsi="Times New Roman" w:cs="Times New Roman"/>
+        </w:rPr>
+      </w:pPr>
     </w:p>
     <w:sectPr>
       <w:pgSz w:w="11906" w:h="16838"/>
@@ -6162,9 +7308,9 @@
     </w:lvl>
   </w:abstractNum>
   <w:abstractNum w:abstractNumId="6">
-    <w:nsid w:val="7E3EC0D8"/>
+    <w:nsid w:val="703002D7"/>
     <w:multiLevelType w:val="multilevel"/>
-    <w:tmpl w:val="7E3EC0D8"/>
+    <w:tmpl w:val="703002D7"/>
     <w:lvl w:ilvl="0" w:tentative="0">
       <w:start w:val="1"/>
       <w:numFmt w:val="bullet"/>
@@ -6311,9 +7457,9 @@
     </w:lvl>
   </w:abstractNum>
   <w:abstractNum w:abstractNumId="7">
-    <w:nsid w:val="7EAD2E4B"/>
+    <w:nsid w:val="7E3EC0D8"/>
     <w:multiLevelType w:val="multilevel"/>
-    <w:tmpl w:val="7EAD2E4B"/>
+    <w:tmpl w:val="7E3EC0D8"/>
     <w:lvl w:ilvl="0" w:tentative="0">
       <w:start w:val="1"/>
       <w:numFmt w:val="bullet"/>
@@ -6459,8 +7605,157 @@
       </w:rPr>
     </w:lvl>
   </w:abstractNum>
+  <w:abstractNum w:abstractNumId="8">
+    <w:nsid w:val="7EAD2E4B"/>
+    <w:multiLevelType w:val="multilevel"/>
+    <w:tmpl w:val="7EAD2E4B"/>
+    <w:lvl w:ilvl="0" w:tentative="0">
+      <w:start w:val="1"/>
+      <w:numFmt w:val="bullet"/>
+      <w:lvlText w:val=""/>
+      <w:lvlJc w:val="left"/>
+      <w:pPr>
+        <w:tabs>
+          <w:tab w:val="left" w:pos="720"/>
+        </w:tabs>
+        <w:ind w:left="720" w:hanging="360"/>
+      </w:pPr>
+      <w:rPr>
+        <w:rFonts w:ascii="Symbol" w:hAnsi="Symbol" w:cs="Symbol"/>
+        <w:sz w:val="20"/>
+      </w:rPr>
+    </w:lvl>
+    <w:lvl w:ilvl="1" w:tentative="0">
+      <w:start w:val="1"/>
+      <w:numFmt w:val="bullet"/>
+      <w:lvlText w:val="o"/>
+      <w:lvlJc w:val="left"/>
+      <w:pPr>
+        <w:tabs>
+          <w:tab w:val="left" w:pos="1440"/>
+        </w:tabs>
+        <w:ind w:left="1440" w:hanging="360"/>
+      </w:pPr>
+      <w:rPr>
+        <w:rFonts w:ascii="Courier New" w:hAnsi="Courier New" w:cs="Courier New"/>
+        <w:sz w:val="20"/>
+      </w:rPr>
+    </w:lvl>
+    <w:lvl w:ilvl="2" w:tentative="0">
+      <w:start w:val="1"/>
+      <w:numFmt w:val="bullet"/>
+      <w:lvlText w:val=""/>
+      <w:lvlJc w:val="left"/>
+      <w:pPr>
+        <w:tabs>
+          <w:tab w:val="left" w:pos="2160"/>
+        </w:tabs>
+        <w:ind w:left="2160" w:hanging="360"/>
+      </w:pPr>
+      <w:rPr>
+        <w:rFonts w:ascii="Wingdings" w:hAnsi="Wingdings" w:cs="Wingdings"/>
+        <w:sz w:val="20"/>
+      </w:rPr>
+    </w:lvl>
+    <w:lvl w:ilvl="3" w:tentative="0">
+      <w:start w:val="1"/>
+      <w:numFmt w:val="bullet"/>
+      <w:lvlText w:val=""/>
+      <w:lvlJc w:val="left"/>
+      <w:pPr>
+        <w:tabs>
+          <w:tab w:val="left" w:pos="2880"/>
+        </w:tabs>
+        <w:ind w:left="2880" w:hanging="360"/>
+      </w:pPr>
+      <w:rPr>
+        <w:rFonts w:hint="default" w:ascii="Wingdings" w:hAnsi="Wingdings" w:cs="Wingdings"/>
+        <w:sz w:val="20"/>
+      </w:rPr>
+    </w:lvl>
+    <w:lvl w:ilvl="4" w:tentative="0">
+      <w:start w:val="1"/>
+      <w:numFmt w:val="bullet"/>
+      <w:lvlText w:val=""/>
+      <w:lvlJc w:val="left"/>
+      <w:pPr>
+        <w:tabs>
+          <w:tab w:val="left" w:pos="3600"/>
+        </w:tabs>
+        <w:ind w:left="3600" w:hanging="360"/>
+      </w:pPr>
+      <w:rPr>
+        <w:rFonts w:hint="default" w:ascii="Wingdings" w:hAnsi="Wingdings" w:cs="Wingdings"/>
+        <w:sz w:val="20"/>
+      </w:rPr>
+    </w:lvl>
+    <w:lvl w:ilvl="5" w:tentative="0">
+      <w:start w:val="1"/>
+      <w:numFmt w:val="bullet"/>
+      <w:lvlText w:val=""/>
+      <w:lvlJc w:val="left"/>
+      <w:pPr>
+        <w:tabs>
+          <w:tab w:val="left" w:pos="4320"/>
+        </w:tabs>
+        <w:ind w:left="4320" w:hanging="360"/>
+      </w:pPr>
+      <w:rPr>
+        <w:rFonts w:hint="default" w:ascii="Wingdings" w:hAnsi="Wingdings" w:cs="Wingdings"/>
+        <w:sz w:val="20"/>
+      </w:rPr>
+    </w:lvl>
+    <w:lvl w:ilvl="6" w:tentative="0">
+      <w:start w:val="1"/>
+      <w:numFmt w:val="bullet"/>
+      <w:lvlText w:val=""/>
+      <w:lvlJc w:val="left"/>
+      <w:pPr>
+        <w:tabs>
+          <w:tab w:val="left" w:pos="5040"/>
+        </w:tabs>
+        <w:ind w:left="5040" w:hanging="360"/>
+      </w:pPr>
+      <w:rPr>
+        <w:rFonts w:hint="default" w:ascii="Wingdings" w:hAnsi="Wingdings" w:cs="Wingdings"/>
+        <w:sz w:val="20"/>
+      </w:rPr>
+    </w:lvl>
+    <w:lvl w:ilvl="7" w:tentative="0">
+      <w:start w:val="1"/>
+      <w:numFmt w:val="bullet"/>
+      <w:lvlText w:val=""/>
+      <w:lvlJc w:val="left"/>
+      <w:pPr>
+        <w:tabs>
+          <w:tab w:val="left" w:pos="5760"/>
+        </w:tabs>
+        <w:ind w:left="5760" w:hanging="360"/>
+      </w:pPr>
+      <w:rPr>
+        <w:rFonts w:hint="default" w:ascii="Wingdings" w:hAnsi="Wingdings" w:cs="Wingdings"/>
+        <w:sz w:val="20"/>
+      </w:rPr>
+    </w:lvl>
+    <w:lvl w:ilvl="8" w:tentative="0">
+      <w:start w:val="1"/>
+      <w:numFmt w:val="bullet"/>
+      <w:lvlText w:val=""/>
+      <w:lvlJc w:val="left"/>
+      <w:pPr>
+        <w:tabs>
+          <w:tab w:val="left" w:pos="6480"/>
+        </w:tabs>
+        <w:ind w:left="6480" w:hanging="360"/>
+      </w:pPr>
+      <w:rPr>
+        <w:rFonts w:hint="default" w:ascii="Wingdings" w:hAnsi="Wingdings" w:cs="Wingdings"/>
+        <w:sz w:val="20"/>
+      </w:rPr>
+    </w:lvl>
+  </w:abstractNum>
   <w:num w:numId="1">
-    <w:abstractNumId w:val="7"/>
+    <w:abstractNumId w:val="8"/>
   </w:num>
   <w:num w:numId="2">
     <w:abstractNumId w:val="5"/>
@@ -6475,13 +7770,16 @@
     <w:abstractNumId w:val="2"/>
   </w:num>
   <w:num w:numId="6">
-    <w:abstractNumId w:val="6"/>
+    <w:abstractNumId w:val="7"/>
   </w:num>
   <w:num w:numId="7">
     <w:abstractNumId w:val="3"/>
   </w:num>
   <w:num w:numId="8">
     <w:abstractNumId w:val="0"/>
+  </w:num>
+  <w:num w:numId="9">
+    <w:abstractNumId w:val="6"/>
   </w:num>
 </w:numbering>
 </file>
